--- a/notes/AWS/RDS.docx
+++ b/notes/AWS/RDS.docx
@@ -39,9 +39,19 @@
       <w:pPr>
         <w:spacing w:after="0" w:line="240" w:lineRule="auto"/>
         <w:rPr>
-          <w:lang w:val="en-US"/>
-        </w:rPr>
-      </w:pPr>
+          <w:b/>
+          <w:bCs/>
+          <w:lang w:val="en-US"/>
+        </w:rPr>
+      </w:pPr>
+      <w:r>
+        <w:rPr>
+          <w:b/>
+          <w:bCs/>
+          <w:lang w:val="en-US"/>
+        </w:rPr>
+        <w:t>RDS- Relational Database Service:</w:t>
+      </w:r>
     </w:p>
     <w:p>
       <w:pPr>
@@ -88,16 +98,23 @@
         </w:rPr>
         <w:t xml:space="preserve"> </w:t>
       </w:r>
-    </w:p>
-    <w:p>
-      <w:pPr>
-        <w:spacing w:after="0" w:line="240" w:lineRule="auto"/>
-        <w:rPr>
-          <w:lang w:val="en-US"/>
-        </w:rPr>
-      </w:pPr>
-      <w:r>
-        <w:rPr>
+      <w:r>
+        <w:rPr>
+          <w:lang w:val="en-US"/>
+        </w:rPr>
+        <w:t>Aurora and RDS</w:t>
+      </w:r>
+    </w:p>
+    <w:p>
+      <w:pPr>
+        <w:spacing w:after="0" w:line="240" w:lineRule="auto"/>
+        <w:rPr>
+          <w:lang w:val="en-US"/>
+        </w:rPr>
+      </w:pPr>
+      <w:r>
+        <w:rPr>
+          <w:noProof/>
           <w:lang w:val="en-US"/>
         </w:rPr>
         <w:drawing>
@@ -160,6 +177,7 @@
       </w:pPr>
       <w:r>
         <w:rPr>
+          <w:noProof/>
           <w:lang w:val="en-US"/>
         </w:rPr>
         <w:drawing>
@@ -254,6 +272,7 @@
       </w:pPr>
       <w:r>
         <w:rPr>
+          <w:noProof/>
           <w:lang w:val="en-US"/>
         </w:rPr>
         <w:drawing>
@@ -300,6 +319,108 @@
           <w:lang w:val="en-US"/>
         </w:rPr>
       </w:pPr>
+    </w:p>
+    <w:p>
+      <w:pPr>
+        <w:spacing w:after="0" w:line="240" w:lineRule="auto"/>
+        <w:rPr>
+          <w:lang w:val="en-US"/>
+        </w:rPr>
+      </w:pPr>
+    </w:p>
+    <w:p>
+      <w:pPr>
+        <w:spacing w:after="0" w:line="240" w:lineRule="auto"/>
+        <w:rPr>
+          <w:lang w:val="en-US"/>
+        </w:rPr>
+      </w:pPr>
+      <w:r>
+        <w:rPr>
+          <w:lang w:val="en-US"/>
+        </w:rPr>
+        <w:lastRenderedPageBreak/>
+        <w:t xml:space="preserve">We need to give </w:t>
+      </w:r>
+      <w:r>
+        <w:rPr>
+          <w:b/>
+          <w:bCs/>
+          <w:lang w:val="en-US"/>
+        </w:rPr>
+        <w:t>public access</w:t>
+      </w:r>
+      <w:r>
+        <w:rPr>
+          <w:lang w:val="en-US"/>
+        </w:rPr>
+        <w:t>. Enable radio button for public access.</w:t>
+      </w:r>
+    </w:p>
+    <w:p>
+      <w:pPr>
+        <w:spacing w:after="0" w:line="240" w:lineRule="auto"/>
+        <w:rPr>
+          <w:lang w:val="en-US"/>
+        </w:rPr>
+      </w:pPr>
+      <w:r>
+        <w:rPr>
+          <w:noProof/>
+          <w:lang w:val="en-US"/>
+        </w:rPr>
+        <w:drawing>
+          <wp:inline distT="0" distB="0" distL="0" distR="0" wp14:anchorId="4ADA802D" wp14:editId="2990E7F7">
+            <wp:extent cx="4904184" cy="1638521"/>
+            <wp:effectExtent l="0" t="0" r="0" b="0"/>
+            <wp:docPr id="417963421" name="Picture 1"/>
+            <wp:cNvGraphicFramePr>
+              <a:graphicFrameLocks xmlns:a="http://schemas.openxmlformats.org/drawingml/2006/main" noChangeAspect="1"/>
+            </wp:cNvGraphicFramePr>
+            <a:graphic xmlns:a="http://schemas.openxmlformats.org/drawingml/2006/main">
+              <a:graphicData uri="http://schemas.openxmlformats.org/drawingml/2006/picture">
+                <pic:pic xmlns:pic="http://schemas.openxmlformats.org/drawingml/2006/picture">
+                  <pic:nvPicPr>
+                    <pic:cNvPr id="417963421" name=""/>
+                    <pic:cNvPicPr/>
+                  </pic:nvPicPr>
+                  <pic:blipFill>
+                    <a:blip r:embed="rId8"/>
+                    <a:stretch>
+                      <a:fillRect/>
+                    </a:stretch>
+                  </pic:blipFill>
+                  <pic:spPr>
+                    <a:xfrm>
+                      <a:off x="0" y="0"/>
+                      <a:ext cx="4910509" cy="1640634"/>
+                    </a:xfrm>
+                    <a:prstGeom prst="rect">
+                      <a:avLst/>
+                    </a:prstGeom>
+                  </pic:spPr>
+                </pic:pic>
+              </a:graphicData>
+            </a:graphic>
+          </wp:inline>
+        </w:drawing>
+      </w:r>
+    </w:p>
+    <w:p>
+      <w:pPr>
+        <w:spacing w:after="0" w:line="240" w:lineRule="auto"/>
+        <w:rPr>
+          <w:lang w:val="en-US"/>
+        </w:rPr>
+      </w:pPr>
+    </w:p>
+    <w:p>
+      <w:pPr>
+        <w:spacing w:after="0" w:line="240" w:lineRule="auto"/>
+        <w:rPr>
+          <w:lang w:val="en-US"/>
+        </w:rPr>
+      </w:pPr>
       <w:r>
         <w:rPr>
           <w:lang w:val="en-US"/>
@@ -312,14 +433,12 @@
         </w:rPr>
         <w:t xml:space="preserve"> It will take </w:t>
       </w:r>
-      <w:proofErr w:type="spellStart"/>
-      <w:r>
-        <w:rPr>
-          <w:lang w:val="en-US"/>
-        </w:rPr>
-        <w:t>sometime</w:t>
-      </w:r>
-      <w:proofErr w:type="spellEnd"/>
+      <w:r>
+        <w:rPr>
+          <w:lang w:val="en-US"/>
+        </w:rPr>
+        <w:t>some time</w:t>
+      </w:r>
       <w:r>
         <w:rPr>
           <w:lang w:val="en-US"/>
@@ -330,16 +449,26 @@
         <w:rPr>
           <w:lang w:val="en-US"/>
         </w:rPr>
-        <w:t xml:space="preserve"> Status </w:t>
-      </w:r>
-      <w:proofErr w:type="gramStart"/>
-      <w:r>
-        <w:rPr>
-          <w:lang w:val="en-US"/>
-        </w:rPr>
-        <w:t>need</w:t>
-      </w:r>
-      <w:proofErr w:type="gramEnd"/>
+        <w:t xml:space="preserve"> </w:t>
+      </w:r>
+      <w:r>
+        <w:rPr>
+          <w:lang w:val="en-US"/>
+        </w:rPr>
+        <w:t xml:space="preserve">Database </w:t>
+      </w:r>
+      <w:r>
+        <w:rPr>
+          <w:lang w:val="en-US"/>
+        </w:rPr>
+        <w:t xml:space="preserve">Status </w:t>
+      </w:r>
+      <w:r>
+        <w:rPr>
+          <w:lang w:val="en-US"/>
+        </w:rPr>
+        <w:t>needs</w:t>
+      </w:r>
       <w:r>
         <w:rPr>
           <w:lang w:val="en-US"/>
@@ -364,9 +493,9 @@
       </w:pPr>
       <w:r>
         <w:rPr>
-          <w:lang w:val="en-US"/>
-        </w:rPr>
-        <w:lastRenderedPageBreak/>
+          <w:noProof/>
+          <w:lang w:val="en-US"/>
+        </w:rPr>
         <w:drawing>
           <wp:inline distT="0" distB="0" distL="0" distR="0" wp14:anchorId="0796F779" wp14:editId="07A1B632">
             <wp:extent cx="6645910" cy="1500505"/>
@@ -383,7 +512,7 @@
                     <pic:cNvPicPr/>
                   </pic:nvPicPr>
                   <pic:blipFill>
-                    <a:blip r:embed="rId8"/>
+                    <a:blip r:embed="rId9"/>
                     <a:stretch>
                       <a:fillRect/>
                     </a:stretch>
@@ -918,6 +1047,24 @@
           <w:lang w:val="en-US"/>
         </w:rPr>
       </w:pPr>
+      <w:r>
+        <w:rPr>
+          <w:lang w:val="en-US"/>
+        </w:rPr>
+        <w:t>Click on below Security group</w:t>
+      </w:r>
+      <w:r>
+        <w:rPr>
+          <w:lang w:val="en-US"/>
+        </w:rPr>
+        <w:sym w:font="Wingdings" w:char="F0E0"/>
+      </w:r>
+      <w:r>
+        <w:rPr>
+          <w:lang w:val="en-US"/>
+        </w:rPr>
+        <w:t xml:space="preserve"> </w:t>
+      </w:r>
     </w:p>
     <w:p>
       <w:pPr>
@@ -930,6 +1077,7 @@
         <w:rPr>
           <w:b/>
           <w:bCs/>
+          <w:noProof/>
         </w:rPr>
         <w:drawing>
           <wp:inline distT="0" distB="0" distL="0" distR="0" wp14:anchorId="17BE6A80" wp14:editId="06A8E2C2">
@@ -947,7 +1095,7 @@
                     <pic:cNvPicPr/>
                   </pic:nvPicPr>
                   <pic:blipFill>
-                    <a:blip r:embed="rId9"/>
+                    <a:blip r:embed="rId10"/>
                     <a:stretch>
                       <a:fillRect/>
                     </a:stretch>
@@ -985,6 +1133,7 @@
       </w:pPr>
       <w:r>
         <w:rPr>
+          <w:noProof/>
           <w:lang w:val="en-US"/>
         </w:rPr>
         <w:drawing>
@@ -1003,7 +1152,7 @@
                     <pic:cNvPicPr/>
                   </pic:nvPicPr>
                   <pic:blipFill>
-                    <a:blip r:embed="rId10"/>
+                    <a:blip r:embed="rId11"/>
                     <a:stretch>
                       <a:fillRect/>
                     </a:stretch>
@@ -1039,19 +1188,25 @@
           <w:lang w:val="en-US"/>
         </w:rPr>
       </w:pPr>
-    </w:p>
-    <w:p>
-      <w:pPr>
-        <w:spacing w:after="0" w:line="240" w:lineRule="auto"/>
-        <w:rPr>
-          <w:lang w:val="en-US"/>
-        </w:rPr>
-      </w:pPr>
-      <w:r>
-        <w:rPr>
-          <w:lang w:val="en-US"/>
-        </w:rPr>
-        <w:lastRenderedPageBreak/>
+      <w:r>
+        <w:rPr>
+          <w:lang w:val="en-US"/>
+        </w:rPr>
+        <w:t>Edit inbound rules:</w:t>
+      </w:r>
+    </w:p>
+    <w:p>
+      <w:pPr>
+        <w:spacing w:after="0" w:line="240" w:lineRule="auto"/>
+        <w:rPr>
+          <w:lang w:val="en-US"/>
+        </w:rPr>
+      </w:pPr>
+      <w:r>
+        <w:rPr>
+          <w:noProof/>
+          <w:lang w:val="en-US"/>
+        </w:rPr>
         <w:drawing>
           <wp:inline distT="0" distB="0" distL="0" distR="0" wp14:anchorId="27694F4D" wp14:editId="2C8E920D">
             <wp:extent cx="6645910" cy="2404745"/>
@@ -1068,7 +1223,7 @@
                     <pic:cNvPicPr/>
                   </pic:nvPicPr>
                   <pic:blipFill>
-                    <a:blip r:embed="rId11"/>
+                    <a:blip r:embed="rId12"/>
                     <a:stretch>
                       <a:fillRect/>
                     </a:stretch>
@@ -1142,6 +1297,7 @@
       </w:pPr>
       <w:r>
         <w:rPr>
+          <w:noProof/>
           <w:lang w:val="en-US"/>
         </w:rPr>
         <w:drawing>
@@ -1160,7 +1316,7 @@
                     <pic:cNvPicPr/>
                   </pic:nvPicPr>
                   <pic:blipFill>
-                    <a:blip r:embed="rId12"/>
+                    <a:blip r:embed="rId13"/>
                     <a:stretch>
                       <a:fillRect/>
                     </a:stretch>
@@ -1336,6 +1492,7 @@
       </w:pPr>
       <w:r>
         <w:rPr>
+          <w:noProof/>
           <w:lang w:val="en-US"/>
         </w:rPr>
         <w:drawing>
@@ -1354,7 +1511,7 @@
                     <pic:cNvPicPr/>
                   </pic:nvPicPr>
                   <pic:blipFill>
-                    <a:blip r:embed="rId13"/>
+                    <a:blip r:embed="rId14"/>
                     <a:stretch>
                       <a:fillRect/>
                     </a:stretch>
@@ -1402,7 +1559,6 @@
         <w:rPr>
           <w:lang w:val="en-US"/>
         </w:rPr>
-        <w:lastRenderedPageBreak/>
         <w:t xml:space="preserve">Once after connecting to </w:t>
       </w:r>
       <w:proofErr w:type="spellStart"/>
@@ -1544,6 +1700,7 @@
       </w:pPr>
       <w:r>
         <w:rPr>
+          <w:noProof/>
           <w:lang w:val="en-US"/>
         </w:rPr>
         <w:drawing>
@@ -1562,7 +1719,7 @@
                     <pic:cNvPicPr/>
                   </pic:nvPicPr>
                   <pic:blipFill>
-                    <a:blip r:embed="rId14"/>
+                    <a:blip r:embed="rId15"/>
                     <a:stretch>
                       <a:fillRect/>
                     </a:stretch>
@@ -1724,14 +1881,32 @@
             <w:proofErr w:type="gramEnd"/>
             <w:r>
               <w:br/>
-              <w:t xml:space="preserve">    username: admin</w:t>
-            </w:r>
-            <w:r>
+              <w:t xml:space="preserve">    </w:t>
+            </w:r>
+            <w:r>
+              <w:rPr>
+                <w:b/>
+                <w:bCs/>
+                <w:highlight w:val="yellow"/>
+              </w:rPr>
+              <w:t>username: admin</w:t>
+            </w:r>
+            <w:r>
+              <w:rPr>
+                <w:b/>
+                <w:bCs/>
+                <w:highlight w:val="yellow"/>
+              </w:rPr>
               <w:br/>
               <w:t xml:space="preserve">    password: </w:t>
             </w:r>
             <w:proofErr w:type="spellStart"/>
             <w:r>
+              <w:rPr>
+                <w:b/>
+                <w:bCs/>
+                <w:highlight w:val="yellow"/>
+              </w:rPr>
               <w:t>rootroot</w:t>
             </w:r>
             <w:proofErr w:type="spellEnd"/>
@@ -1882,19 +2057,27 @@
               <w:rPr>
                 <w:lang w:val="en-US"/>
               </w:rPr>
-              <w:t xml:space="preserve">For </w:t>
-            </w:r>
+              <w:t xml:space="preserve">For AWS RDS </w:t>
+            </w:r>
+            <w:proofErr w:type="spellStart"/>
             <w:r>
               <w:rPr>
                 <w:lang w:val="en-US"/>
               </w:rPr>
-              <w:t>AWS RDS</w:t>
-            </w:r>
+              <w:t>MySql</w:t>
+            </w:r>
+            <w:proofErr w:type="spellEnd"/>
             <w:r>
               <w:rPr>
                 <w:lang w:val="en-US"/>
               </w:rPr>
-              <w:t xml:space="preserve"> applications we use</w:t>
+              <w:t xml:space="preserve"> </w:t>
+            </w:r>
+            <w:r>
+              <w:rPr>
+                <w:lang w:val="en-US"/>
+              </w:rPr>
+              <w:t>applications we use</w:t>
             </w:r>
           </w:p>
         </w:tc>
@@ -2088,15 +2271,7 @@
                 <w:bCs/>
                 <w:lang w:val="en-US"/>
               </w:rPr>
-              <w:t>b</w:t>
-            </w:r>
-            <w:r>
-              <w:rPr>
-                <w:b/>
-                <w:bCs/>
-                <w:lang w:val="en-US"/>
-              </w:rPr>
-              <w:t>uild.gradle</w:t>
+              <w:t>build.gradle</w:t>
             </w:r>
             <w:proofErr w:type="spellEnd"/>
             <w:proofErr w:type="gramEnd"/>
@@ -2311,7 +2486,6 @@
         <w:rPr>
           <w:lang w:val="en-US"/>
         </w:rPr>
-        <w:lastRenderedPageBreak/>
         <w:t xml:space="preserve">Create java </w:t>
       </w:r>
       <w:proofErr w:type="spellStart"/>
@@ -2359,16 +2533,7 @@
                 <w:sz w:val="18"/>
                 <w:szCs w:val="18"/>
               </w:rPr>
-              <w:t>EmployeeEntity</w:t>
-            </w:r>
-            <w:r>
-              <w:rPr>
-                <w:b/>
-                <w:bCs/>
-                <w:sz w:val="18"/>
-                <w:szCs w:val="18"/>
-              </w:rPr>
-              <w:t>.java</w:t>
+              <w:t>EmployeeEntity.java</w:t>
             </w:r>
           </w:p>
         </w:tc>
@@ -2440,37 +2605,23 @@
                 <w:szCs w:val="18"/>
               </w:rPr>
               <w:br/>
-            </w:r>
+              <w:t xml:space="preserve">import </w:t>
+            </w:r>
+            <w:proofErr w:type="spellStart"/>
             <w:r>
               <w:rPr>
                 <w:sz w:val="18"/>
                 <w:szCs w:val="18"/>
               </w:rPr>
-              <w:br/>
-              <w:t xml:space="preserve">import </w:t>
-            </w:r>
-            <w:proofErr w:type="spellStart"/>
+              <w:t>java.util.Date</w:t>
+            </w:r>
+            <w:proofErr w:type="spellEnd"/>
             <w:r>
               <w:rPr>
                 <w:sz w:val="18"/>
                 <w:szCs w:val="18"/>
               </w:rPr>
-              <w:t>java.util.Date</w:t>
-            </w:r>
-            <w:proofErr w:type="spellEnd"/>
-            <w:r>
-              <w:rPr>
-                <w:sz w:val="18"/>
-                <w:szCs w:val="18"/>
-              </w:rPr>
               <w:t>;</w:t>
-            </w:r>
-            <w:r>
-              <w:rPr>
-                <w:sz w:val="18"/>
-                <w:szCs w:val="18"/>
-              </w:rPr>
-              <w:br/>
             </w:r>
             <w:r>
               <w:rPr>
@@ -3046,24 +3197,6 @@
               </w:rPr>
               <w:t>, equals….</w:t>
             </w:r>
-          </w:p>
-          <w:p>
-            <w:pPr>
-              <w:rPr>
-                <w:sz w:val="18"/>
-                <w:szCs w:val="18"/>
-                <w:lang w:val="en-US"/>
-              </w:rPr>
-            </w:pPr>
-          </w:p>
-          <w:p>
-            <w:pPr>
-              <w:rPr>
-                <w:sz w:val="18"/>
-                <w:szCs w:val="18"/>
-                <w:lang w:val="en-US"/>
-              </w:rPr>
-            </w:pPr>
           </w:p>
         </w:tc>
         <w:tc>
@@ -3362,10 +3495,7 @@
               </w:rPr>
             </w:pPr>
             <w:r>
-              <w:t>EmployeeServiceImpl</w:t>
-            </w:r>
-            <w:r>
-              <w:t>.java</w:t>
+              <w:t>EmployeeServiceImpl.java</w:t>
             </w:r>
           </w:p>
         </w:tc>
@@ -4351,6 +4481,46 @@
                 <w:szCs w:val="16"/>
               </w:rPr>
               <w:br/>
+              <w:t xml:space="preserve">                    </w:t>
+            </w:r>
+            <w:proofErr w:type="spellStart"/>
+            <w:r>
+              <w:rPr>
+                <w:sz w:val="16"/>
+                <w:szCs w:val="16"/>
+              </w:rPr>
+              <w:t>existing.setEmpSalary</w:t>
+            </w:r>
+            <w:proofErr w:type="spellEnd"/>
+            <w:r>
+              <w:rPr>
+                <w:sz w:val="16"/>
+                <w:szCs w:val="16"/>
+              </w:rPr>
+              <w:t>(</w:t>
+            </w:r>
+            <w:proofErr w:type="spellStart"/>
+            <w:r>
+              <w:rPr>
+                <w:sz w:val="16"/>
+                <w:szCs w:val="16"/>
+              </w:rPr>
+              <w:t>updated.getEmpSalary</w:t>
+            </w:r>
+            <w:proofErr w:type="spellEnd"/>
+            <w:r>
+              <w:rPr>
+                <w:sz w:val="16"/>
+                <w:szCs w:val="16"/>
+              </w:rPr>
+              <w:t>());</w:t>
+            </w:r>
+            <w:r>
+              <w:rPr>
+                <w:sz w:val="16"/>
+                <w:szCs w:val="16"/>
+              </w:rPr>
+              <w:br/>
             </w:r>
             <w:r>
               <w:rPr>
@@ -4358,46 +4528,6 @@
                 <w:szCs w:val="16"/>
               </w:rPr>
               <w:lastRenderedPageBreak/>
-              <w:t xml:space="preserve">                    </w:t>
-            </w:r>
-            <w:proofErr w:type="spellStart"/>
-            <w:r>
-              <w:rPr>
-                <w:sz w:val="16"/>
-                <w:szCs w:val="16"/>
-              </w:rPr>
-              <w:t>existing.setEmpSalary</w:t>
-            </w:r>
-            <w:proofErr w:type="spellEnd"/>
-            <w:r>
-              <w:rPr>
-                <w:sz w:val="16"/>
-                <w:szCs w:val="16"/>
-              </w:rPr>
-              <w:t>(</w:t>
-            </w:r>
-            <w:proofErr w:type="spellStart"/>
-            <w:r>
-              <w:rPr>
-                <w:sz w:val="16"/>
-                <w:szCs w:val="16"/>
-              </w:rPr>
-              <w:t>updated.getEmpSalary</w:t>
-            </w:r>
-            <w:proofErr w:type="spellEnd"/>
-            <w:r>
-              <w:rPr>
-                <w:sz w:val="16"/>
-                <w:szCs w:val="16"/>
-              </w:rPr>
-              <w:t>());</w:t>
-            </w:r>
-            <w:r>
-              <w:rPr>
-                <w:sz w:val="16"/>
-                <w:szCs w:val="16"/>
-              </w:rPr>
-              <w:br/>
               <w:t xml:space="preserve">                    </w:t>
             </w:r>
             <w:proofErr w:type="spellStart"/>
@@ -4834,7 +4964,14 @@
           <w:b/>
           <w:bCs/>
         </w:rPr>
-        <w:t xml:space="preserve"> Bash &amp; modern Windows)</w:t>
+        <w:t xml:space="preserve"> Bash &amp; modern Windows</w:t>
+      </w:r>
+      <w:r>
+        <w:rPr>
+          <w:b/>
+          <w:bCs/>
+        </w:rPr>
+        <w:t>.</w:t>
       </w:r>
     </w:p>
     <w:p>
@@ -4879,15 +5016,7 @@
           <w:bCs/>
           <w:highlight w:val="yellow"/>
         </w:rPr>
-        <w:t xml:space="preserve">$ </w:t>
-      </w:r>
-      <w:r>
-        <w:rPr>
-          <w:b/>
-          <w:bCs/>
-          <w:highlight w:val="yellow"/>
-        </w:rPr>
-        <w:t>curl ifconfig.me</w:t>
+        <w:t>$ curl ifconfig.me</w:t>
       </w:r>
     </w:p>
     <w:p>
@@ -4937,6 +5066,7 @@
       </w:pPr>
       <w:r>
         <w:rPr>
+          <w:noProof/>
           <w:lang w:val="en-US"/>
         </w:rPr>
         <w:drawing>
@@ -4955,7 +5085,7 @@
                     <pic:cNvPicPr/>
                   </pic:nvPicPr>
                   <pic:blipFill>
-                    <a:blip r:embed="rId15"/>
+                    <a:blip r:embed="rId16"/>
                     <a:stretch>
                       <a:fillRect/>
                     </a:stretch>
@@ -5029,6 +5159,7 @@
       </w:pPr>
       <w:r>
         <w:rPr>
+          <w:noProof/>
           <w:lang w:val="en-US"/>
         </w:rPr>
         <w:drawing>
@@ -5047,7 +5178,7 @@
                     <pic:cNvPicPr/>
                   </pic:nvPicPr>
                   <pic:blipFill>
-                    <a:blip r:embed="rId16"/>
+                    <a:blip r:embed="rId17"/>
                     <a:stretch>
                       <a:fillRect/>
                     </a:stretch>
@@ -5123,8 +5254,3043 @@
       <w:pPr>
         <w:spacing w:after="0" w:line="240" w:lineRule="auto"/>
         <w:rPr>
-          <w:lang w:val="en-US"/>
-        </w:rPr>
+          <w:b/>
+          <w:bCs/>
+        </w:rPr>
+      </w:pPr>
+      <w:r>
+        <w:rPr>
+          <w:b/>
+          <w:bCs/>
+        </w:rPr>
+        <w:t xml:space="preserve">AWS Database </w:t>
+      </w:r>
+      <w:r>
+        <w:rPr>
+          <w:b/>
+          <w:bCs/>
+        </w:rPr>
+        <w:t>–</w:t>
+      </w:r>
+      <w:r>
+        <w:rPr>
+          <w:b/>
+          <w:bCs/>
+        </w:rPr>
+        <w:t xml:space="preserve"> Advantages</w:t>
+      </w:r>
+      <w:r>
+        <w:rPr>
+          <w:b/>
+          <w:bCs/>
+        </w:rPr>
+        <w:t>:</w:t>
+      </w:r>
+    </w:p>
+    <w:p>
+      <w:pPr>
+        <w:spacing w:after="0" w:line="240" w:lineRule="auto"/>
+      </w:pPr>
+      <w:r>
+        <w:t xml:space="preserve">• Highly Scalable: We can scale your database as our application grows without any downtime! </w:t>
+      </w:r>
+    </w:p>
+    <w:p>
+      <w:pPr>
+        <w:spacing w:after="0" w:line="240" w:lineRule="auto"/>
+      </w:pPr>
+      <w:r>
+        <w:t xml:space="preserve">• Fully Managed: Everything, from maintenance to hardware upgrades, is managed by AWS. </w:t>
+      </w:r>
+    </w:p>
+    <w:p>
+      <w:pPr>
+        <w:spacing w:after="0" w:line="240" w:lineRule="auto"/>
+      </w:pPr>
+      <w:r>
+        <w:t xml:space="preserve">• Enterprise Class: We get the same world-class infrastructure used by Amazon’s giant ecommerce platform. </w:t>
+      </w:r>
+    </w:p>
+    <w:p>
+      <w:pPr>
+        <w:spacing w:after="0" w:line="240" w:lineRule="auto"/>
+      </w:pPr>
+      <w:r>
+        <w:t>• Workforce Reduction: Since everything is managed by AWS, you don’t need a Database Maintenance team in your organization.</w:t>
+      </w:r>
+    </w:p>
+    <w:p>
+      <w:pPr>
+        <w:spacing w:after="0" w:line="240" w:lineRule="auto"/>
+      </w:pPr>
+    </w:p>
+    <w:p>
+      <w:pPr>
+        <w:spacing w:after="0" w:line="240" w:lineRule="auto"/>
+        <w:rPr>
+          <w:b/>
+          <w:bCs/>
+        </w:rPr>
+      </w:pPr>
+      <w:r>
+        <w:rPr>
+          <w:b/>
+          <w:bCs/>
+        </w:rPr>
+        <w:t xml:space="preserve">AWS Database </w:t>
+      </w:r>
+      <w:r>
+        <w:rPr>
+          <w:b/>
+          <w:bCs/>
+        </w:rPr>
+        <w:t>–</w:t>
+      </w:r>
+      <w:r>
+        <w:rPr>
+          <w:b/>
+          <w:bCs/>
+        </w:rPr>
+        <w:t xml:space="preserve"> Types</w:t>
+      </w:r>
+      <w:r>
+        <w:rPr>
+          <w:b/>
+          <w:bCs/>
+        </w:rPr>
+        <w:t>:</w:t>
+      </w:r>
+    </w:p>
+    <w:p>
+      <w:pPr>
+        <w:spacing w:after="0" w:line="240" w:lineRule="auto"/>
+      </w:pPr>
+      <w:r>
+        <w:t xml:space="preserve">• Relational Database </w:t>
+      </w:r>
+      <w:r>
+        <w:sym w:font="Wingdings" w:char="F0E0"/>
+      </w:r>
+      <w:r>
+        <w:t xml:space="preserve"> </w:t>
+      </w:r>
+      <w:r>
+        <w:t xml:space="preserve">RDS (Relational </w:t>
+      </w:r>
+      <w:r>
+        <w:t>DB</w:t>
+      </w:r>
+      <w:r>
+        <w:t xml:space="preserve"> </w:t>
+      </w:r>
+      <w:proofErr w:type="gramStart"/>
+      <w:r>
+        <w:t>Service</w:t>
+      </w:r>
+      <w:r>
+        <w:t>(</w:t>
+      </w:r>
+      <w:proofErr w:type="gramEnd"/>
+      <w:r>
+        <w:t>supports Eight DB engine types</w:t>
+      </w:r>
+      <w:r>
+        <w:t>)</w:t>
+      </w:r>
+      <w:r>
+        <w:t>)</w:t>
+      </w:r>
+      <w:r>
+        <w:t xml:space="preserve">, </w:t>
+      </w:r>
+      <w:r>
+        <w:t>Amazon Redshift</w:t>
+      </w:r>
+    </w:p>
+    <w:p>
+      <w:pPr>
+        <w:spacing w:after="0" w:line="240" w:lineRule="auto"/>
+      </w:pPr>
+      <w:r>
+        <w:t xml:space="preserve">• Key Value </w:t>
+      </w:r>
+      <w:r>
+        <w:t>Database</w:t>
+      </w:r>
+      <w:r>
+        <w:t xml:space="preserve"> </w:t>
+      </w:r>
+      <w:r>
+        <w:sym w:font="Wingdings" w:char="F0E0"/>
+      </w:r>
+      <w:r>
+        <w:t xml:space="preserve"> </w:t>
+      </w:r>
+      <w:r>
+        <w:t>Amazon DynamoDB</w:t>
+      </w:r>
+      <w:r>
+        <w:t>.</w:t>
+      </w:r>
+    </w:p>
+    <w:p>
+      <w:pPr>
+        <w:spacing w:after="0" w:line="240" w:lineRule="auto"/>
+      </w:pPr>
+      <w:r>
+        <w:t xml:space="preserve">• In Memory </w:t>
+      </w:r>
+      <w:r>
+        <w:t>Database</w:t>
+      </w:r>
+      <w:r>
+        <w:t xml:space="preserve"> </w:t>
+      </w:r>
+      <w:r>
+        <w:sym w:font="Wingdings" w:char="F0E0"/>
+      </w:r>
+      <w:r>
+        <w:t xml:space="preserve"> </w:t>
+      </w:r>
+      <w:r>
+        <w:t xml:space="preserve">Amazon </w:t>
+      </w:r>
+      <w:proofErr w:type="spellStart"/>
+      <w:r>
+        <w:t>ElastiCache</w:t>
+      </w:r>
+      <w:proofErr w:type="spellEnd"/>
+      <w:r>
+        <w:t xml:space="preserve">, </w:t>
+      </w:r>
+      <w:r>
+        <w:t xml:space="preserve">Amazon </w:t>
+      </w:r>
+      <w:proofErr w:type="spellStart"/>
+      <w:r>
+        <w:t>MemoryDB</w:t>
+      </w:r>
+      <w:proofErr w:type="spellEnd"/>
+      <w:r>
+        <w:t xml:space="preserve"> for Redis</w:t>
+      </w:r>
+    </w:p>
+    <w:p>
+      <w:pPr>
+        <w:spacing w:after="0" w:line="240" w:lineRule="auto"/>
+      </w:pPr>
+      <w:r>
+        <w:t xml:space="preserve">• Document </w:t>
+      </w:r>
+      <w:r>
+        <w:t>Database</w:t>
+      </w:r>
+      <w:r>
+        <w:t xml:space="preserve"> </w:t>
+      </w:r>
+      <w:r>
+        <w:sym w:font="Wingdings" w:char="F0E0"/>
+      </w:r>
+      <w:r>
+        <w:t xml:space="preserve"> </w:t>
+      </w:r>
+      <w:r>
+        <w:t xml:space="preserve">Amazon </w:t>
+      </w:r>
+      <w:proofErr w:type="spellStart"/>
+      <w:r>
+        <w:t>DocumentDB</w:t>
+      </w:r>
+      <w:proofErr w:type="spellEnd"/>
+      <w:r>
+        <w:t xml:space="preserve"> (with MongoDB compatibility)</w:t>
+      </w:r>
+    </w:p>
+    <w:p>
+      <w:pPr>
+        <w:spacing w:after="0" w:line="240" w:lineRule="auto"/>
+      </w:pPr>
+      <w:r>
+        <w:t xml:space="preserve">• Wide Column </w:t>
+      </w:r>
+      <w:r>
+        <w:t>Database</w:t>
+      </w:r>
+      <w:r>
+        <w:t xml:space="preserve"> </w:t>
+      </w:r>
+      <w:r>
+        <w:sym w:font="Wingdings" w:char="F0E0"/>
+      </w:r>
+      <w:r>
+        <w:t xml:space="preserve"> </w:t>
+      </w:r>
+      <w:r>
+        <w:t xml:space="preserve">Amazon </w:t>
+      </w:r>
+      <w:proofErr w:type="spellStart"/>
+      <w:r>
+        <w:t>Keyspaces</w:t>
+      </w:r>
+      <w:proofErr w:type="spellEnd"/>
+    </w:p>
+    <w:p>
+      <w:pPr>
+        <w:spacing w:after="0" w:line="240" w:lineRule="auto"/>
+      </w:pPr>
+      <w:r>
+        <w:t xml:space="preserve">• Graph </w:t>
+      </w:r>
+      <w:r>
+        <w:t>Database</w:t>
+      </w:r>
+      <w:r>
+        <w:t xml:space="preserve"> </w:t>
+      </w:r>
+      <w:r>
+        <w:sym w:font="Wingdings" w:char="F0E0"/>
+      </w:r>
+      <w:r>
+        <w:t xml:space="preserve"> </w:t>
+      </w:r>
+      <w:r>
+        <w:t>Amazon Neptune</w:t>
+      </w:r>
+    </w:p>
+    <w:p>
+      <w:pPr>
+        <w:spacing w:after="0" w:line="240" w:lineRule="auto"/>
+      </w:pPr>
+      <w:r>
+        <w:t xml:space="preserve">• Time Series </w:t>
+      </w:r>
+      <w:r>
+        <w:t>Database</w:t>
+      </w:r>
+    </w:p>
+    <w:p>
+      <w:pPr>
+        <w:spacing w:after="0" w:line="240" w:lineRule="auto"/>
+      </w:pPr>
+      <w:r>
+        <w:t>• Ledger</w:t>
+      </w:r>
+      <w:r>
+        <w:t xml:space="preserve"> Database</w:t>
+      </w:r>
+    </w:p>
+    <w:p>
+      <w:pPr>
+        <w:spacing w:after="0" w:line="240" w:lineRule="auto"/>
+      </w:pPr>
+    </w:p>
+    <w:p>
+      <w:pPr>
+        <w:spacing w:after="0" w:line="240" w:lineRule="auto"/>
+      </w:pPr>
+    </w:p>
+    <w:p>
+      <w:pPr>
+        <w:spacing w:after="0" w:line="240" w:lineRule="auto"/>
+      </w:pPr>
+    </w:p>
+    <w:p>
+      <w:pPr>
+        <w:spacing w:after="0" w:line="240" w:lineRule="auto"/>
+        <w:rPr>
+          <w:b/>
+          <w:bCs/>
+        </w:rPr>
+      </w:pPr>
+      <w:r>
+        <w:rPr>
+          <w:b/>
+          <w:bCs/>
+        </w:rPr>
+        <w:t>AWS Database - Key Value</w:t>
+      </w:r>
+      <w:r>
+        <w:rPr>
+          <w:b/>
+          <w:bCs/>
+        </w:rPr>
+        <w:t>:</w:t>
+      </w:r>
+      <w:r>
+        <w:rPr>
+          <w:b/>
+          <w:bCs/>
+        </w:rPr>
+        <w:t xml:space="preserve"> </w:t>
+      </w:r>
+    </w:p>
+    <w:p>
+      <w:pPr>
+        <w:spacing w:after="0" w:line="240" w:lineRule="auto"/>
+      </w:pPr>
+      <w:r>
+        <w:t>• A key-value database is a type of non-relational database that uses a simple key-value method to store data. A key-value database stores data as a collection of key-value pairs in which a key serves as a unique identifier. It is NoSQL Database.</w:t>
+      </w:r>
+    </w:p>
+    <w:p>
+      <w:pPr>
+        <w:spacing w:after="0" w:line="240" w:lineRule="auto"/>
+      </w:pPr>
+      <w:r>
+        <w:rPr>
+          <w:b/>
+          <w:bCs/>
+        </w:rPr>
+        <w:t>Use Cases:</w:t>
+      </w:r>
+      <w:r>
+        <w:t xml:space="preserve"> High-traffic web applications, ecommerce systems, gaming applications. </w:t>
+      </w:r>
+    </w:p>
+    <w:p>
+      <w:pPr>
+        <w:spacing w:after="0" w:line="240" w:lineRule="auto"/>
+      </w:pPr>
+      <w:r>
+        <w:t xml:space="preserve">• Types of AWS Services in Key Values </w:t>
+      </w:r>
+    </w:p>
+    <w:p>
+      <w:pPr>
+        <w:spacing w:after="0" w:line="240" w:lineRule="auto"/>
+        <w:ind w:firstLine="720"/>
+        <w:rPr>
+          <w:lang w:val="en-US"/>
+        </w:rPr>
+      </w:pPr>
+      <w:r>
+        <w:t>• Amazon DynamoDB</w:t>
+      </w:r>
+    </w:p>
+    <w:p>
+      <w:pPr>
+        <w:spacing w:after="0" w:line="240" w:lineRule="auto"/>
+        <w:rPr>
+          <w:lang w:val="en-US"/>
+        </w:rPr>
+      </w:pPr>
+    </w:p>
+    <w:p>
+      <w:pPr>
+        <w:spacing w:after="0" w:line="240" w:lineRule="auto"/>
+        <w:rPr>
+          <w:b/>
+          <w:bCs/>
+          <w:lang w:val="en-US"/>
+        </w:rPr>
+      </w:pPr>
+      <w:r>
+        <w:rPr>
+          <w:b/>
+          <w:bCs/>
+        </w:rPr>
+        <w:t>AWS Database - In Memory</w:t>
+      </w:r>
+    </w:p>
+    <w:p>
+      <w:pPr>
+        <w:spacing w:after="0" w:line="240" w:lineRule="auto"/>
+      </w:pPr>
+      <w:r>
+        <w:t xml:space="preserve">• An in-memory database keeps all its data in the </w:t>
+      </w:r>
+      <w:proofErr w:type="gramStart"/>
+      <w:r>
+        <w:t>random access</w:t>
+      </w:r>
+      <w:proofErr w:type="gramEnd"/>
+      <w:r>
+        <w:t xml:space="preserve"> memory (RAM) of a computer. Only the main memory is accessed when querying data. This allows for faster access of that data than a disk-based system. It is NoSQL Database. </w:t>
+      </w:r>
+    </w:p>
+    <w:p>
+      <w:pPr>
+        <w:spacing w:after="0" w:line="240" w:lineRule="auto"/>
+        <w:rPr>
+          <w:lang w:val="en-US"/>
+        </w:rPr>
+      </w:pPr>
+      <w:r>
+        <w:rPr>
+          <w:b/>
+          <w:bCs/>
+        </w:rPr>
+        <w:t>• User Cases:</w:t>
+      </w:r>
+      <w:r>
+        <w:t xml:space="preserve"> Session management, gaming leaderboards, real time Bidding.</w:t>
+      </w:r>
+    </w:p>
+    <w:p>
+      <w:pPr>
+        <w:spacing w:after="0" w:line="240" w:lineRule="auto"/>
+        <w:rPr>
+          <w:b/>
+          <w:bCs/>
+        </w:rPr>
+      </w:pPr>
+      <w:r>
+        <w:t xml:space="preserve">• </w:t>
+      </w:r>
+      <w:r>
+        <w:rPr>
+          <w:b/>
+          <w:bCs/>
+        </w:rPr>
+        <w:t xml:space="preserve">Types of AWS Services in In Memory </w:t>
+      </w:r>
+    </w:p>
+    <w:p>
+      <w:pPr>
+        <w:spacing w:after="0" w:line="240" w:lineRule="auto"/>
+        <w:ind w:firstLine="720"/>
+        <w:rPr>
+          <w:b/>
+          <w:bCs/>
+        </w:rPr>
+      </w:pPr>
+      <w:r>
+        <w:rPr>
+          <w:b/>
+          <w:bCs/>
+        </w:rPr>
+        <w:t xml:space="preserve">• Amazon </w:t>
+      </w:r>
+      <w:proofErr w:type="spellStart"/>
+      <w:r>
+        <w:rPr>
+          <w:b/>
+          <w:bCs/>
+        </w:rPr>
+        <w:t>ElastiCache</w:t>
+      </w:r>
+      <w:proofErr w:type="spellEnd"/>
+      <w:r>
+        <w:rPr>
+          <w:b/>
+          <w:bCs/>
+        </w:rPr>
+        <w:t xml:space="preserve"> </w:t>
+      </w:r>
+    </w:p>
+    <w:p>
+      <w:pPr>
+        <w:spacing w:after="0" w:line="240" w:lineRule="auto"/>
+        <w:ind w:firstLine="720"/>
+        <w:rPr>
+          <w:b/>
+          <w:bCs/>
+          <w:lang w:val="en-US"/>
+        </w:rPr>
+      </w:pPr>
+      <w:r>
+        <w:rPr>
+          <w:b/>
+          <w:bCs/>
+        </w:rPr>
+        <w:t xml:space="preserve">• Amazon </w:t>
+      </w:r>
+      <w:proofErr w:type="spellStart"/>
+      <w:r>
+        <w:rPr>
+          <w:b/>
+          <w:bCs/>
+        </w:rPr>
+        <w:t>MemoryDB</w:t>
+      </w:r>
+      <w:proofErr w:type="spellEnd"/>
+      <w:r>
+        <w:rPr>
+          <w:b/>
+          <w:bCs/>
+        </w:rPr>
+        <w:t xml:space="preserve"> for Redis</w:t>
+      </w:r>
+    </w:p>
+    <w:p>
+      <w:pPr>
+        <w:spacing w:after="0" w:line="240" w:lineRule="auto"/>
+        <w:rPr>
+          <w:lang w:val="en-US"/>
+        </w:rPr>
+      </w:pPr>
+    </w:p>
+    <w:p>
+      <w:pPr>
+        <w:spacing w:after="0" w:line="240" w:lineRule="auto"/>
+      </w:pPr>
+      <w:r>
+        <w:rPr>
+          <w:b/>
+          <w:bCs/>
+        </w:rPr>
+        <w:t>AWS Database – Document:</w:t>
+      </w:r>
+      <w:r>
+        <w:t xml:space="preserve"> </w:t>
+      </w:r>
+      <w:r>
+        <w:t xml:space="preserve"> </w:t>
+      </w:r>
+    </w:p>
+    <w:p>
+      <w:pPr>
+        <w:spacing w:after="0" w:line="240" w:lineRule="auto"/>
+      </w:pPr>
+      <w:r>
+        <w:t xml:space="preserve">• Document databases store data in JSON or JSON-like documents. You can query data using the same document-model format used in programming applications. </w:t>
+      </w:r>
+    </w:p>
+    <w:p>
+      <w:pPr>
+        <w:spacing w:after="0" w:line="240" w:lineRule="auto"/>
+      </w:pPr>
+      <w:r>
+        <w:t xml:space="preserve">• User Cases: Content management, </w:t>
+      </w:r>
+      <w:proofErr w:type="spellStart"/>
+      <w:r>
+        <w:t>catalogs</w:t>
+      </w:r>
+      <w:proofErr w:type="spellEnd"/>
+      <w:r>
+        <w:t xml:space="preserve">, user profiles </w:t>
+      </w:r>
+    </w:p>
+    <w:p>
+      <w:pPr>
+        <w:spacing w:after="0" w:line="240" w:lineRule="auto"/>
+      </w:pPr>
+      <w:r>
+        <w:t xml:space="preserve">• Types of AWS Services in Document </w:t>
+      </w:r>
+    </w:p>
+    <w:p>
+      <w:pPr>
+        <w:spacing w:after="0" w:line="240" w:lineRule="auto"/>
+        <w:ind w:firstLine="720"/>
+      </w:pPr>
+      <w:r>
+        <w:t xml:space="preserve">• Amazon </w:t>
+      </w:r>
+      <w:proofErr w:type="spellStart"/>
+      <w:r>
+        <w:t>DocumentDB</w:t>
+      </w:r>
+      <w:proofErr w:type="spellEnd"/>
+      <w:r>
+        <w:t xml:space="preserve"> (with MongoDB compatibility)</w:t>
+      </w:r>
+    </w:p>
+    <w:p>
+      <w:pPr>
+        <w:spacing w:after="0" w:line="240" w:lineRule="auto"/>
+      </w:pPr>
+    </w:p>
+    <w:p>
+      <w:pPr>
+        <w:spacing w:after="0" w:line="240" w:lineRule="auto"/>
+      </w:pPr>
+      <w:r>
+        <w:rPr>
+          <w:b/>
+          <w:bCs/>
+        </w:rPr>
+        <w:t>AWS Database - Wide Column:</w:t>
+      </w:r>
+      <w:r>
+        <w:t xml:space="preserve"> </w:t>
+      </w:r>
+    </w:p>
+    <w:p>
+      <w:pPr>
+        <w:spacing w:after="0" w:line="240" w:lineRule="auto"/>
+      </w:pPr>
+      <w:r>
+        <w:t xml:space="preserve">• In Wide Column data is stored and grouped into separately stored columns instead of rows. Queries for a particular value in a column are very fast, as the entire column can be loaded and searched quickly. Such databases organize information into columns that function similarly to tables in relational databases. </w:t>
+      </w:r>
+    </w:p>
+    <w:p>
+      <w:pPr>
+        <w:spacing w:after="0" w:line="240" w:lineRule="auto"/>
+      </w:pPr>
+      <w:r>
+        <w:t xml:space="preserve">• Use Cases: High-scale industrial apps for equipment maintenance, fleet management, and route optimization </w:t>
+      </w:r>
+    </w:p>
+    <w:p>
+      <w:pPr>
+        <w:spacing w:after="0" w:line="240" w:lineRule="auto"/>
+      </w:pPr>
+      <w:r>
+        <w:t xml:space="preserve">• Types of AWS Services in Wide Column </w:t>
+      </w:r>
+    </w:p>
+    <w:p>
+      <w:pPr>
+        <w:spacing w:after="0" w:line="240" w:lineRule="auto"/>
+        <w:ind w:firstLine="720"/>
+        <w:rPr>
+          <w:lang w:val="en-US"/>
+        </w:rPr>
+      </w:pPr>
+      <w:r>
+        <w:t xml:space="preserve">• Amazon </w:t>
+      </w:r>
+      <w:proofErr w:type="spellStart"/>
+      <w:r>
+        <w:t>Keyspaces</w:t>
+      </w:r>
+      <w:proofErr w:type="spellEnd"/>
+    </w:p>
+    <w:p>
+      <w:pPr>
+        <w:spacing w:after="0" w:line="240" w:lineRule="auto"/>
+        <w:rPr>
+          <w:lang w:val="en-US"/>
+        </w:rPr>
+      </w:pPr>
+    </w:p>
+    <w:p>
+      <w:pPr>
+        <w:spacing w:after="0" w:line="240" w:lineRule="auto"/>
+        <w:rPr>
+          <w:lang w:val="en-US"/>
+        </w:rPr>
+      </w:pPr>
+    </w:p>
+    <w:p>
+      <w:pPr>
+        <w:spacing w:after="0" w:line="240" w:lineRule="auto"/>
+      </w:pPr>
+      <w:r>
+        <w:rPr>
+          <w:b/>
+          <w:bCs/>
+        </w:rPr>
+        <w:t>AWS Database – Graph:</w:t>
+      </w:r>
+      <w:r>
+        <w:t xml:space="preserve"> </w:t>
+      </w:r>
+    </w:p>
+    <w:p>
+      <w:pPr>
+        <w:spacing w:after="0" w:line="240" w:lineRule="auto"/>
+      </w:pPr>
+      <w:r>
+        <w:lastRenderedPageBreak/>
+        <w:t xml:space="preserve">• This database type represents relationships directly. You can query data with specific graph languages. It storing billions of relationships and querying the graph with milliseconds latency. </w:t>
+      </w:r>
+    </w:p>
+    <w:p>
+      <w:pPr>
+        <w:spacing w:after="0" w:line="240" w:lineRule="auto"/>
+      </w:pPr>
+      <w:r>
+        <w:t xml:space="preserve">• Use Cases: Fraud detection, social networking, and recommendation engines </w:t>
+      </w:r>
+    </w:p>
+    <w:p>
+      <w:pPr>
+        <w:spacing w:after="0" w:line="240" w:lineRule="auto"/>
+      </w:pPr>
+      <w:r>
+        <w:t xml:space="preserve">• Types of AWS Services in Graph </w:t>
+      </w:r>
+    </w:p>
+    <w:p>
+      <w:pPr>
+        <w:spacing w:after="0" w:line="240" w:lineRule="auto"/>
+        <w:ind w:firstLine="720"/>
+        <w:rPr>
+          <w:lang w:val="en-US"/>
+        </w:rPr>
+      </w:pPr>
+      <w:r>
+        <w:t>• Amazon Neptune</w:t>
+      </w:r>
+    </w:p>
+    <w:p>
+      <w:pPr>
+        <w:spacing w:after="0" w:line="240" w:lineRule="auto"/>
+        <w:rPr>
+          <w:lang w:val="en-US"/>
+        </w:rPr>
+      </w:pPr>
+    </w:p>
+    <w:p>
+      <w:pPr>
+        <w:spacing w:after="0" w:line="240" w:lineRule="auto"/>
+        <w:rPr>
+          <w:lang w:val="en-US"/>
+        </w:rPr>
+      </w:pPr>
+    </w:p>
+    <w:p>
+      <w:pPr>
+        <w:spacing w:after="0" w:line="240" w:lineRule="auto"/>
+      </w:pPr>
+      <w:r>
+        <w:rPr>
+          <w:b/>
+          <w:bCs/>
+        </w:rPr>
+        <w:t>AWS Database - Time Series</w:t>
+      </w:r>
+      <w:r>
+        <w:t xml:space="preserve"> • Time-series databases store data in time-order and as append-only. We can query data over various time intervals. Time series data are simply measurements or events that are tracked, monitored, down sampled, and aggregated over time. • Use Cases: Application performance monitoring, trades in a market, sensor data, DevOps, network data &amp; many other types of analytics data. • Types of AWS Services in Time Series • </w:t>
+      </w:r>
+    </w:p>
+    <w:p>
+      <w:pPr>
+        <w:spacing w:after="0" w:line="240" w:lineRule="auto"/>
+      </w:pPr>
+    </w:p>
+    <w:p>
+      <w:pPr>
+        <w:spacing w:after="0" w:line="240" w:lineRule="auto"/>
+      </w:pPr>
+      <w:r>
+        <w:rPr>
+          <w:b/>
+          <w:bCs/>
+        </w:rPr>
+        <w:t>Amazon Timestream AWS Database</w:t>
+      </w:r>
+      <w:r>
+        <w:t xml:space="preserve"> - Ledger • Ledger databases add a layer of digital signatures for each transaction so anyone can audit the list and see that it was constructed correctly. More importantly, no one has gone back to adjust a previous transaction to change history. • Use Cases: Banking Transactions, supply chain, Crypto currency, Insurance claims &amp; HR and payroll • Types of AWS Services in Ledger • Amazon Quantum Ledger Database</w:t>
+      </w:r>
+    </w:p>
+    <w:p>
+      <w:pPr>
+        <w:spacing w:after="0" w:line="240" w:lineRule="auto"/>
+      </w:pPr>
+    </w:p>
+    <w:p>
+      <w:pPr>
+        <w:spacing w:after="0" w:line="240" w:lineRule="auto"/>
+      </w:pPr>
+      <w:r>
+        <w:rPr>
+          <w:b/>
+          <w:bCs/>
+        </w:rPr>
+        <w:t>AWS Database - Relational Database:</w:t>
+      </w:r>
+      <w:r>
+        <w:t xml:space="preserve"> </w:t>
+      </w:r>
+    </w:p>
+    <w:p>
+      <w:pPr>
+        <w:spacing w:after="0" w:line="240" w:lineRule="auto"/>
+      </w:pPr>
+      <w:r>
+        <w:t xml:space="preserve">• Use Cases: Traditional applications, enterprise resource planning (ERP), customer relationship management (CRM), and ecommerce </w:t>
+      </w:r>
+    </w:p>
+    <w:p>
+      <w:pPr>
+        <w:spacing w:after="0" w:line="240" w:lineRule="auto"/>
+      </w:pPr>
+      <w:r>
+        <w:t xml:space="preserve">• Types of AWS Services in Relational Database </w:t>
+      </w:r>
+    </w:p>
+    <w:p>
+      <w:pPr>
+        <w:spacing w:after="0" w:line="240" w:lineRule="auto"/>
+        <w:ind w:firstLine="720"/>
+      </w:pPr>
+      <w:r>
+        <w:t xml:space="preserve">• RDS (Relational Database Service) </w:t>
+      </w:r>
+    </w:p>
+    <w:p>
+      <w:pPr>
+        <w:spacing w:after="0" w:line="240" w:lineRule="auto"/>
+        <w:ind w:firstLine="720"/>
+      </w:pPr>
+      <w:r>
+        <w:t>• Amazon Redshift</w:t>
+      </w:r>
+    </w:p>
+    <w:p>
+      <w:pPr>
+        <w:spacing w:after="0" w:line="240" w:lineRule="auto"/>
+        <w:ind w:firstLine="720"/>
+      </w:pPr>
+    </w:p>
+    <w:p>
+      <w:pPr>
+        <w:spacing w:after="0" w:line="240" w:lineRule="auto"/>
+        <w:ind w:firstLine="720"/>
+      </w:pPr>
+    </w:p>
+    <w:p>
+      <w:pPr>
+        <w:spacing w:after="0" w:line="240" w:lineRule="auto"/>
+      </w:pPr>
+      <w:r>
+        <w:rPr>
+          <w:b/>
+          <w:bCs/>
+        </w:rPr>
+        <w:t>AWS Database - Relational Database</w:t>
+      </w:r>
+      <w:r>
+        <w:t xml:space="preserve">: </w:t>
+      </w:r>
+    </w:p>
+    <w:p>
+      <w:pPr>
+        <w:spacing w:after="0" w:line="240" w:lineRule="auto"/>
+      </w:pPr>
+      <w:r>
+        <w:t xml:space="preserve">• Amazon RDS supports Eight DB engine types: </w:t>
+      </w:r>
+    </w:p>
+    <w:p>
+      <w:pPr>
+        <w:spacing w:after="0" w:line="240" w:lineRule="auto"/>
+        <w:ind w:left="720"/>
+      </w:pPr>
+      <w:r>
+        <w:t xml:space="preserve">• Amazon Aurora (MYSQL Compatible) </w:t>
+      </w:r>
+    </w:p>
+    <w:p>
+      <w:pPr>
+        <w:spacing w:after="0" w:line="240" w:lineRule="auto"/>
+        <w:ind w:left="720"/>
+      </w:pPr>
+      <w:r>
+        <w:t xml:space="preserve">• Amazon Aurora (PostgreSQL Compatible) </w:t>
+      </w:r>
+    </w:p>
+    <w:p>
+      <w:pPr>
+        <w:spacing w:after="0" w:line="240" w:lineRule="auto"/>
+        <w:ind w:left="720"/>
+      </w:pPr>
+      <w:r>
+        <w:t xml:space="preserve">• Oracle </w:t>
+      </w:r>
+    </w:p>
+    <w:p>
+      <w:pPr>
+        <w:spacing w:after="0" w:line="240" w:lineRule="auto"/>
+        <w:ind w:left="720"/>
+      </w:pPr>
+      <w:r>
+        <w:t xml:space="preserve">• Microsoft SQL Server </w:t>
+      </w:r>
+    </w:p>
+    <w:p>
+      <w:pPr>
+        <w:spacing w:after="0" w:line="240" w:lineRule="auto"/>
+        <w:ind w:left="720"/>
+      </w:pPr>
+      <w:r>
+        <w:t xml:space="preserve">• MySQL </w:t>
+      </w:r>
+    </w:p>
+    <w:p>
+      <w:pPr>
+        <w:spacing w:after="0" w:line="240" w:lineRule="auto"/>
+        <w:ind w:left="720"/>
+      </w:pPr>
+      <w:r>
+        <w:t xml:space="preserve">• PostgreSQL </w:t>
+      </w:r>
+    </w:p>
+    <w:p>
+      <w:pPr>
+        <w:spacing w:after="0" w:line="240" w:lineRule="auto"/>
+        <w:ind w:left="720"/>
+      </w:pPr>
+      <w:r>
+        <w:t xml:space="preserve">• MariaDB </w:t>
+      </w:r>
+    </w:p>
+    <w:p>
+      <w:pPr>
+        <w:spacing w:after="0" w:line="240" w:lineRule="auto"/>
+        <w:ind w:left="720"/>
+      </w:pPr>
+      <w:r>
+        <w:t>• IBM Db</w:t>
+      </w:r>
+    </w:p>
+    <w:p>
+      <w:pPr>
+        <w:spacing w:after="0" w:line="240" w:lineRule="auto"/>
+        <w:ind w:left="720"/>
+      </w:pPr>
+    </w:p>
+    <w:p>
+      <w:pPr>
+        <w:spacing w:after="0" w:line="240" w:lineRule="auto"/>
+      </w:pPr>
+    </w:p>
+    <w:p>
+      <w:pPr>
+        <w:spacing w:after="0" w:line="240" w:lineRule="auto"/>
+      </w:pPr>
+    </w:p>
+    <w:p>
+      <w:pPr>
+        <w:spacing w:after="0" w:line="240" w:lineRule="auto"/>
+      </w:pPr>
+    </w:p>
+    <w:p>
+      <w:pPr>
+        <w:spacing w:after="0" w:line="240" w:lineRule="auto"/>
+      </w:pPr>
+    </w:p>
+    <w:p>
+      <w:pPr>
+        <w:spacing w:after="0" w:line="240" w:lineRule="auto"/>
+        <w:rPr>
+          <w:b/>
+          <w:bCs/>
+        </w:rPr>
+      </w:pPr>
+      <w:r>
+        <w:rPr>
+          <w:b/>
+          <w:bCs/>
+        </w:rPr>
+        <w:t xml:space="preserve">Relational Database Service - </w:t>
+      </w:r>
+      <w:proofErr w:type="gramStart"/>
+      <w:r>
+        <w:rPr>
+          <w:b/>
+          <w:bCs/>
+        </w:rPr>
+        <w:t>RDS :</w:t>
+      </w:r>
+      <w:proofErr w:type="gramEnd"/>
+    </w:p>
+    <w:p>
+      <w:pPr>
+        <w:spacing w:after="0" w:line="240" w:lineRule="auto"/>
+      </w:pPr>
+      <w:r>
+        <w:t xml:space="preserve">• Amazon RDS supports an array of database engines to store and organize data. It also helps with relational database management tasks, such as data migration, backup, recovery and patching. </w:t>
+      </w:r>
+    </w:p>
+    <w:p>
+      <w:pPr>
+        <w:spacing w:after="0" w:line="240" w:lineRule="auto"/>
+      </w:pPr>
+      <w:r>
+        <w:t xml:space="preserve">• Advantage of RDS </w:t>
+      </w:r>
+    </w:p>
+    <w:p>
+      <w:pPr>
+        <w:spacing w:after="0" w:line="240" w:lineRule="auto"/>
+        <w:ind w:left="720"/>
+      </w:pPr>
+      <w:r>
+        <w:t xml:space="preserve">• Automatic Backups </w:t>
+      </w:r>
+    </w:p>
+    <w:p>
+      <w:pPr>
+        <w:spacing w:after="0" w:line="240" w:lineRule="auto"/>
+        <w:ind w:left="720"/>
+      </w:pPr>
+      <w:r>
+        <w:t xml:space="preserve">• Multi Availability Zone </w:t>
+      </w:r>
+    </w:p>
+    <w:p>
+      <w:pPr>
+        <w:spacing w:after="0" w:line="240" w:lineRule="auto"/>
+        <w:ind w:left="720"/>
+      </w:pPr>
+      <w:r>
+        <w:t xml:space="preserve">• Read Replica RDS - Backup </w:t>
+      </w:r>
+    </w:p>
+    <w:p>
+      <w:pPr>
+        <w:spacing w:after="0" w:line="240" w:lineRule="auto"/>
+      </w:pPr>
+    </w:p>
+    <w:p>
+      <w:pPr>
+        <w:spacing w:after="0" w:line="240" w:lineRule="auto"/>
+      </w:pPr>
+      <w:r>
+        <w:t xml:space="preserve">• Backup refers to the copying of physical or databases to a secondary location for preservation in case of equipment failure. </w:t>
+      </w:r>
+    </w:p>
+    <w:p>
+      <w:pPr>
+        <w:spacing w:after="0" w:line="240" w:lineRule="auto"/>
+      </w:pPr>
+      <w:r>
+        <w:t xml:space="preserve">• Types of Backups </w:t>
+      </w:r>
+    </w:p>
+    <w:p>
+      <w:pPr>
+        <w:spacing w:after="0" w:line="240" w:lineRule="auto"/>
+        <w:ind w:left="720"/>
+      </w:pPr>
+      <w:r>
+        <w:t xml:space="preserve">• Automatic Backup </w:t>
+      </w:r>
+    </w:p>
+    <w:p>
+      <w:pPr>
+        <w:spacing w:after="0" w:line="240" w:lineRule="auto"/>
+        <w:ind w:left="720"/>
+      </w:pPr>
+      <w:r>
+        <w:t xml:space="preserve">• Manual Backup RDS –Backup </w:t>
+      </w:r>
+    </w:p>
+    <w:p>
+      <w:pPr>
+        <w:spacing w:after="0" w:line="240" w:lineRule="auto"/>
+      </w:pPr>
+    </w:p>
+    <w:p>
+      <w:pPr>
+        <w:spacing w:after="0" w:line="240" w:lineRule="auto"/>
+      </w:pPr>
+      <w:r>
+        <w:t xml:space="preserve">• Automatic backup is a type of data backup model that requires little or no human intervention in backing up and storing data from a local network/system to a backup facility. </w:t>
+      </w:r>
+    </w:p>
+    <w:p>
+      <w:pPr>
+        <w:spacing w:after="0" w:line="240" w:lineRule="auto"/>
+      </w:pPr>
+      <w:r>
+        <w:lastRenderedPageBreak/>
+        <w:t xml:space="preserve">• Automating the backup process saves time and complexity required to manually back up a computer, network or IT environment. </w:t>
+      </w:r>
+    </w:p>
+    <w:p>
+      <w:pPr>
+        <w:spacing w:after="0" w:line="240" w:lineRule="auto"/>
+      </w:pPr>
+      <w:r>
+        <w:t xml:space="preserve">• Automatic backup </w:t>
+      </w:r>
+      <w:proofErr w:type="gramStart"/>
+      <w:r>
+        <w:t>allow</w:t>
+      </w:r>
+      <w:proofErr w:type="gramEnd"/>
+      <w:r>
+        <w:t xml:space="preserve"> us to recover our database to any point in time within a retention period. The retention period can be between 1 and 35 days. </w:t>
+      </w:r>
+    </w:p>
+    <w:p>
+      <w:pPr>
+        <w:spacing w:after="0" w:line="240" w:lineRule="auto"/>
+      </w:pPr>
+      <w:r>
+        <w:t xml:space="preserve">• Default Retention Period is 7 Days </w:t>
+      </w:r>
+    </w:p>
+    <w:p>
+      <w:pPr>
+        <w:spacing w:after="0" w:line="240" w:lineRule="auto"/>
+      </w:pPr>
+      <w:r>
+        <w:t xml:space="preserve">• Automatic backups will take a full daily snapshot and will also store transaction logs throughout the day. When we do a recovery, AWS will first choose the most recent daily backup, and then apply transaction logs relevant to that day. </w:t>
+      </w:r>
+    </w:p>
+    <w:p>
+      <w:pPr>
+        <w:spacing w:after="0" w:line="240" w:lineRule="auto"/>
+      </w:pPr>
+      <w:r>
+        <w:t xml:space="preserve">• After they are deleted, the automated backups can't be recovered. • Automatic backups are enabled by default RDS –Backup </w:t>
+      </w:r>
+    </w:p>
+    <w:p>
+      <w:pPr>
+        <w:spacing w:after="0" w:line="240" w:lineRule="auto"/>
+      </w:pPr>
+      <w:r>
+        <w:t xml:space="preserve">• Automated backups rule: </w:t>
+      </w:r>
+    </w:p>
+    <w:p>
+      <w:pPr>
+        <w:spacing w:after="0" w:line="240" w:lineRule="auto"/>
+      </w:pPr>
+      <w:r>
+        <w:t xml:space="preserve">• Our DB instance must be in the AVAILABLE state for automated backups to occur. Automated backups don't occur while your DB instance is in a state other than AVAILABLE, for example STORAGE_FULL. </w:t>
+      </w:r>
+    </w:p>
+    <w:p>
+      <w:pPr>
+        <w:spacing w:after="0" w:line="240" w:lineRule="auto"/>
+      </w:pPr>
+    </w:p>
+    <w:p>
+      <w:pPr>
+        <w:spacing w:after="0" w:line="240" w:lineRule="auto"/>
+        <w:rPr>
+          <w:b/>
+          <w:bCs/>
+        </w:rPr>
+      </w:pPr>
+      <w:r>
+        <w:rPr>
+          <w:b/>
+          <w:bCs/>
+        </w:rPr>
+        <w:t xml:space="preserve">• Manual Backup </w:t>
+      </w:r>
+    </w:p>
+    <w:p>
+      <w:pPr>
+        <w:spacing w:after="0" w:line="240" w:lineRule="auto"/>
+      </w:pPr>
+      <w:r>
+        <w:t xml:space="preserve">• Manual Backup are also called as Snapshot. </w:t>
+      </w:r>
+    </w:p>
+    <w:p>
+      <w:pPr>
+        <w:spacing w:after="0" w:line="240" w:lineRule="auto"/>
+      </w:pPr>
+      <w:r>
+        <w:t xml:space="preserve">• Database Snapshot are done manually. They are stored even after we delete the original RDS instance, unlike automatically backups. </w:t>
+      </w:r>
+    </w:p>
+    <w:p>
+      <w:pPr>
+        <w:spacing w:after="0" w:line="240" w:lineRule="auto"/>
+      </w:pPr>
+      <w:r>
+        <w:t xml:space="preserve">• We can have up to 100 manual snapshots per </w:t>
+      </w:r>
+      <w:proofErr w:type="gramStart"/>
+      <w:r>
+        <w:t>Region</w:t>
+      </w:r>
+      <w:proofErr w:type="gramEnd"/>
+      <w:r>
+        <w:t>.</w:t>
+      </w:r>
+    </w:p>
+    <w:p>
+      <w:pPr>
+        <w:spacing w:after="0" w:line="240" w:lineRule="auto"/>
+      </w:pPr>
+    </w:p>
+    <w:p>
+      <w:pPr>
+        <w:spacing w:after="0" w:line="240" w:lineRule="auto"/>
+      </w:pPr>
+    </w:p>
+    <w:p>
+      <w:pPr>
+        <w:spacing w:after="0" w:line="240" w:lineRule="auto"/>
+      </w:pPr>
+    </w:p>
+    <w:p>
+      <w:pPr>
+        <w:spacing w:after="0" w:line="240" w:lineRule="auto"/>
+      </w:pPr>
+      <w:r>
+        <w:rPr>
+          <w:b/>
+          <w:bCs/>
+        </w:rPr>
+        <w:t>RDS –Multi Availability Zone</w:t>
+      </w:r>
+      <w:r>
+        <w:t>:</w:t>
+      </w:r>
+      <w:r>
+        <w:t xml:space="preserve"> </w:t>
+      </w:r>
+    </w:p>
+    <w:p>
+      <w:pPr>
+        <w:spacing w:after="0" w:line="240" w:lineRule="auto"/>
+      </w:pPr>
+      <w:r>
+        <w:t xml:space="preserve">• Multi AZ allow us to have an exact copy of our production database in another AZ. AWS handles the replication for us. When our production database is written to, this write will automatically be synchronized to the stand by database. </w:t>
+      </w:r>
+    </w:p>
+    <w:p>
+      <w:pPr>
+        <w:spacing w:after="0" w:line="240" w:lineRule="auto"/>
+      </w:pPr>
+      <w:r>
+        <w:t xml:space="preserve">• In the event of planned database maintenance, database instance failure or and Availability zone failure, Amazon RDS will automatically failover to the standby so that database operations can resume quickly without administrative intervention. </w:t>
+      </w:r>
+    </w:p>
+    <w:p>
+      <w:pPr>
+        <w:spacing w:after="0" w:line="240" w:lineRule="auto"/>
+      </w:pPr>
+      <w:r>
+        <w:t>• Both Database Servers have same DNS endpoints</w:t>
+      </w:r>
+    </w:p>
+    <w:p>
+      <w:pPr>
+        <w:spacing w:after="0" w:line="240" w:lineRule="auto"/>
+      </w:pPr>
+      <w:r>
+        <w:rPr>
+          <w:noProof/>
+        </w:rPr>
+        <w:drawing>
+          <wp:inline distT="0" distB="0" distL="0" distR="0" wp14:anchorId="22052954" wp14:editId="5FBAAC48">
+            <wp:extent cx="4455718" cy="1510925"/>
+            <wp:effectExtent l="0" t="0" r="2540" b="0"/>
+            <wp:docPr id="1592999861" name="Picture 1"/>
+            <wp:cNvGraphicFramePr>
+              <a:graphicFrameLocks xmlns:a="http://schemas.openxmlformats.org/drawingml/2006/main" noChangeAspect="1"/>
+            </wp:cNvGraphicFramePr>
+            <a:graphic xmlns:a="http://schemas.openxmlformats.org/drawingml/2006/main">
+              <a:graphicData uri="http://schemas.openxmlformats.org/drawingml/2006/picture">
+                <pic:pic xmlns:pic="http://schemas.openxmlformats.org/drawingml/2006/picture">
+                  <pic:nvPicPr>
+                    <pic:cNvPr id="1592999861" name=""/>
+                    <pic:cNvPicPr/>
+                  </pic:nvPicPr>
+                  <pic:blipFill>
+                    <a:blip r:embed="rId18"/>
+                    <a:stretch>
+                      <a:fillRect/>
+                    </a:stretch>
+                  </pic:blipFill>
+                  <pic:spPr>
+                    <a:xfrm>
+                      <a:off x="0" y="0"/>
+                      <a:ext cx="4468014" cy="1515095"/>
+                    </a:xfrm>
+                    <a:prstGeom prst="rect">
+                      <a:avLst/>
+                    </a:prstGeom>
+                  </pic:spPr>
+                </pic:pic>
+              </a:graphicData>
+            </a:graphic>
+          </wp:inline>
+        </w:drawing>
+      </w:r>
+    </w:p>
+    <w:p>
+      <w:pPr>
+        <w:spacing w:after="0" w:line="240" w:lineRule="auto"/>
+      </w:pPr>
+    </w:p>
+    <w:p>
+      <w:pPr>
+        <w:spacing w:after="0" w:line="240" w:lineRule="auto"/>
+      </w:pPr>
+    </w:p>
+    <w:p>
+      <w:pPr>
+        <w:spacing w:after="0" w:line="240" w:lineRule="auto"/>
+      </w:pPr>
+      <w:r>
+        <w:rPr>
+          <w:b/>
+          <w:bCs/>
+        </w:rPr>
+        <w:t>RDS –Read Replica:</w:t>
+      </w:r>
+      <w:r>
+        <w:t xml:space="preserve"> </w:t>
+      </w:r>
+    </w:p>
+    <w:p>
+      <w:pPr>
+        <w:spacing w:after="0" w:line="240" w:lineRule="auto"/>
+      </w:pPr>
+      <w:r>
+        <w:t xml:space="preserve">• Read replica allows us to have a read only copy of our production database. </w:t>
+      </w:r>
+    </w:p>
+    <w:p>
+      <w:pPr>
+        <w:spacing w:after="0" w:line="240" w:lineRule="auto"/>
+      </w:pPr>
+      <w:r>
+        <w:t xml:space="preserve">• Amazon RDS Read Replicas provide enhanced performance and durability for RDS database (DB) instances. </w:t>
+      </w:r>
+    </w:p>
+    <w:p>
+      <w:pPr>
+        <w:spacing w:after="0" w:line="240" w:lineRule="auto"/>
+      </w:pPr>
+      <w:r>
+        <w:t xml:space="preserve">• They make it easy to elastically scale out beyond the capacity constraints of a single DB instance for read-heavy database workloads. </w:t>
+      </w:r>
+    </w:p>
+    <w:p>
+      <w:pPr>
+        <w:spacing w:after="0" w:line="240" w:lineRule="auto"/>
+      </w:pPr>
+      <w:r>
+        <w:t xml:space="preserve">• We can have up to 5 read replica copies of any database. </w:t>
+      </w:r>
+    </w:p>
+    <w:p>
+      <w:pPr>
+        <w:spacing w:after="0" w:line="240" w:lineRule="auto"/>
+      </w:pPr>
+      <w:r>
+        <w:t xml:space="preserve">• We can have read replicas of read replicas (But Latency will be there) </w:t>
+      </w:r>
+    </w:p>
+    <w:p>
+      <w:pPr>
+        <w:spacing w:after="0" w:line="240" w:lineRule="auto"/>
+      </w:pPr>
+      <w:r>
+        <w:t xml:space="preserve">• When we create a read replica, RDS gives us a read-only endpoint which is a DNS that resolves only to our read replica. </w:t>
+      </w:r>
+    </w:p>
+    <w:p>
+      <w:pPr>
+        <w:spacing w:after="0" w:line="240" w:lineRule="auto"/>
+      </w:pPr>
+      <w:r>
+        <w:t>• A read replica and the master may be in different availability zones, and even in different regions.</w:t>
+      </w:r>
+    </w:p>
+    <w:p>
+      <w:pPr>
+        <w:spacing w:after="0" w:line="240" w:lineRule="auto"/>
+      </w:pPr>
+    </w:p>
+    <w:p>
+      <w:pPr>
+        <w:spacing w:after="0" w:line="240" w:lineRule="auto"/>
+      </w:pPr>
+      <w:r>
+        <w:rPr>
+          <w:noProof/>
+        </w:rPr>
+        <w:lastRenderedPageBreak/>
+        <w:drawing>
+          <wp:inline distT="0" distB="0" distL="0" distR="0" wp14:anchorId="4FDB732E" wp14:editId="31C7D043">
+            <wp:extent cx="6645910" cy="1976120"/>
+            <wp:effectExtent l="0" t="0" r="2540" b="5080"/>
+            <wp:docPr id="1967943811" name="Picture 1"/>
+            <wp:cNvGraphicFramePr>
+              <a:graphicFrameLocks xmlns:a="http://schemas.openxmlformats.org/drawingml/2006/main" noChangeAspect="1"/>
+            </wp:cNvGraphicFramePr>
+            <a:graphic xmlns:a="http://schemas.openxmlformats.org/drawingml/2006/main">
+              <a:graphicData uri="http://schemas.openxmlformats.org/drawingml/2006/picture">
+                <pic:pic xmlns:pic="http://schemas.openxmlformats.org/drawingml/2006/picture">
+                  <pic:nvPicPr>
+                    <pic:cNvPr id="1967943811" name=""/>
+                    <pic:cNvPicPr/>
+                  </pic:nvPicPr>
+                  <pic:blipFill>
+                    <a:blip r:embed="rId19"/>
+                    <a:stretch>
+                      <a:fillRect/>
+                    </a:stretch>
+                  </pic:blipFill>
+                  <pic:spPr>
+                    <a:xfrm>
+                      <a:off x="0" y="0"/>
+                      <a:ext cx="6645910" cy="1976120"/>
+                    </a:xfrm>
+                    <a:prstGeom prst="rect">
+                      <a:avLst/>
+                    </a:prstGeom>
+                  </pic:spPr>
+                </pic:pic>
+              </a:graphicData>
+            </a:graphic>
+          </wp:inline>
+        </w:drawing>
+      </w:r>
+    </w:p>
+    <w:p>
+      <w:pPr>
+        <w:spacing w:after="0" w:line="240" w:lineRule="auto"/>
+      </w:pPr>
+    </w:p>
+    <w:p>
+      <w:pPr>
+        <w:spacing w:after="0" w:line="240" w:lineRule="auto"/>
+        <w:rPr>
+          <w:b/>
+          <w:bCs/>
+        </w:rPr>
+      </w:pPr>
+      <w:r>
+        <w:rPr>
+          <w:b/>
+          <w:bCs/>
+        </w:rPr>
+        <w:t>RDS –Create Read Replica:</w:t>
+      </w:r>
+    </w:p>
+    <w:p>
+      <w:pPr>
+        <w:spacing w:after="0" w:line="240" w:lineRule="auto"/>
+      </w:pPr>
+      <w:r>
+        <w:rPr>
+          <w:noProof/>
+        </w:rPr>
+        <w:drawing>
+          <wp:inline distT="0" distB="0" distL="0" distR="0" wp14:anchorId="04FE138B" wp14:editId="2EE2C65F">
+            <wp:extent cx="3282326" cy="376969"/>
+            <wp:effectExtent l="0" t="0" r="0" b="4445"/>
+            <wp:docPr id="678890090" name="Picture 1"/>
+            <wp:cNvGraphicFramePr>
+              <a:graphicFrameLocks xmlns:a="http://schemas.openxmlformats.org/drawingml/2006/main" noChangeAspect="1"/>
+            </wp:cNvGraphicFramePr>
+            <a:graphic xmlns:a="http://schemas.openxmlformats.org/drawingml/2006/main">
+              <a:graphicData uri="http://schemas.openxmlformats.org/drawingml/2006/picture">
+                <pic:pic xmlns:pic="http://schemas.openxmlformats.org/drawingml/2006/picture">
+                  <pic:nvPicPr>
+                    <pic:cNvPr id="678890090" name=""/>
+                    <pic:cNvPicPr/>
+                  </pic:nvPicPr>
+                  <pic:blipFill>
+                    <a:blip r:embed="rId20"/>
+                    <a:stretch>
+                      <a:fillRect/>
+                    </a:stretch>
+                  </pic:blipFill>
+                  <pic:spPr>
+                    <a:xfrm>
+                      <a:off x="0" y="0"/>
+                      <a:ext cx="3352356" cy="385012"/>
+                    </a:xfrm>
+                    <a:prstGeom prst="rect">
+                      <a:avLst/>
+                    </a:prstGeom>
+                  </pic:spPr>
+                </pic:pic>
+              </a:graphicData>
+            </a:graphic>
+          </wp:inline>
+        </w:drawing>
+      </w:r>
+    </w:p>
+    <w:p>
+      <w:pPr>
+        <w:spacing w:after="0" w:line="240" w:lineRule="auto"/>
+      </w:pPr>
+    </w:p>
+    <w:p>
+      <w:pPr>
+        <w:spacing w:after="0" w:line="240" w:lineRule="auto"/>
+        <w:rPr>
+          <w:b/>
+          <w:bCs/>
+        </w:rPr>
+      </w:pPr>
+      <w:r>
+        <w:rPr>
+          <w:b/>
+          <w:bCs/>
+        </w:rPr>
+        <w:t>RDS –Manual Snapshot:</w:t>
+      </w:r>
+    </w:p>
+    <w:p>
+      <w:pPr>
+        <w:spacing w:after="0" w:line="240" w:lineRule="auto"/>
+      </w:pPr>
+      <w:r>
+        <w:rPr>
+          <w:noProof/>
+        </w:rPr>
+        <w:drawing>
+          <wp:inline distT="0" distB="0" distL="0" distR="0" wp14:anchorId="76C41123" wp14:editId="7C983789">
+            <wp:extent cx="3282315" cy="330239"/>
+            <wp:effectExtent l="0" t="0" r="0" b="0"/>
+            <wp:docPr id="1620693822" name="Picture 1"/>
+            <wp:cNvGraphicFramePr>
+              <a:graphicFrameLocks xmlns:a="http://schemas.openxmlformats.org/drawingml/2006/main" noChangeAspect="1"/>
+            </wp:cNvGraphicFramePr>
+            <a:graphic xmlns:a="http://schemas.openxmlformats.org/drawingml/2006/main">
+              <a:graphicData uri="http://schemas.openxmlformats.org/drawingml/2006/picture">
+                <pic:pic xmlns:pic="http://schemas.openxmlformats.org/drawingml/2006/picture">
+                  <pic:nvPicPr>
+                    <pic:cNvPr id="1620693822" name=""/>
+                    <pic:cNvPicPr/>
+                  </pic:nvPicPr>
+                  <pic:blipFill>
+                    <a:blip r:embed="rId21"/>
+                    <a:stretch>
+                      <a:fillRect/>
+                    </a:stretch>
+                  </pic:blipFill>
+                  <pic:spPr>
+                    <a:xfrm>
+                      <a:off x="0" y="0"/>
+                      <a:ext cx="3387097" cy="340781"/>
+                    </a:xfrm>
+                    <a:prstGeom prst="rect">
+                      <a:avLst/>
+                    </a:prstGeom>
+                  </pic:spPr>
+                </pic:pic>
+              </a:graphicData>
+            </a:graphic>
+          </wp:inline>
+        </w:drawing>
+      </w:r>
+    </w:p>
+    <w:p>
+      <w:pPr>
+        <w:spacing w:after="0" w:line="240" w:lineRule="auto"/>
+      </w:pPr>
+      <w:r>
+        <w:rPr>
+          <w:b/>
+          <w:bCs/>
+        </w:rPr>
+        <w:t xml:space="preserve">Note: </w:t>
+      </w:r>
+      <w:r>
+        <w:t xml:space="preserve">While practice don’t click on take snapshot </w:t>
+      </w:r>
+      <w:proofErr w:type="gramStart"/>
+      <w:r>
+        <w:t>otherwise</w:t>
+      </w:r>
+      <w:proofErr w:type="gramEnd"/>
+      <w:r>
+        <w:t xml:space="preserve"> we will start getting bill.</w:t>
+      </w:r>
+    </w:p>
+    <w:p>
+      <w:pPr>
+        <w:spacing w:after="0" w:line="240" w:lineRule="auto"/>
+      </w:pPr>
+    </w:p>
+    <w:p>
+      <w:pPr>
+        <w:spacing w:after="0" w:line="240" w:lineRule="auto"/>
+        <w:rPr>
+          <w:b/>
+          <w:bCs/>
+        </w:rPr>
+      </w:pPr>
+      <w:r>
+        <w:rPr>
+          <w:b/>
+          <w:bCs/>
+        </w:rPr>
+        <w:t>RDS –Restore Snapshot:</w:t>
+      </w:r>
+    </w:p>
+    <w:p>
+      <w:pPr>
+        <w:spacing w:after="0" w:line="240" w:lineRule="auto"/>
+      </w:pPr>
+      <w:r>
+        <w:rPr>
+          <w:noProof/>
+        </w:rPr>
+        <w:drawing>
+          <wp:inline distT="0" distB="0" distL="0" distR="0" wp14:anchorId="1DA2AA15" wp14:editId="5EDE2F6C">
+            <wp:extent cx="3678742" cy="391213"/>
+            <wp:effectExtent l="0" t="0" r="0" b="8890"/>
+            <wp:docPr id="915647323" name="Picture 1"/>
+            <wp:cNvGraphicFramePr>
+              <a:graphicFrameLocks xmlns:a="http://schemas.openxmlformats.org/drawingml/2006/main" noChangeAspect="1"/>
+            </wp:cNvGraphicFramePr>
+            <a:graphic xmlns:a="http://schemas.openxmlformats.org/drawingml/2006/main">
+              <a:graphicData uri="http://schemas.openxmlformats.org/drawingml/2006/picture">
+                <pic:pic xmlns:pic="http://schemas.openxmlformats.org/drawingml/2006/picture">
+                  <pic:nvPicPr>
+                    <pic:cNvPr id="915647323" name=""/>
+                    <pic:cNvPicPr/>
+                  </pic:nvPicPr>
+                  <pic:blipFill>
+                    <a:blip r:embed="rId22"/>
+                    <a:stretch>
+                      <a:fillRect/>
+                    </a:stretch>
+                  </pic:blipFill>
+                  <pic:spPr>
+                    <a:xfrm>
+                      <a:off x="0" y="0"/>
+                      <a:ext cx="3770005" cy="400918"/>
+                    </a:xfrm>
+                    <a:prstGeom prst="rect">
+                      <a:avLst/>
+                    </a:prstGeom>
+                  </pic:spPr>
+                </pic:pic>
+              </a:graphicData>
+            </a:graphic>
+          </wp:inline>
+        </w:drawing>
+      </w:r>
+    </w:p>
+    <w:p>
+      <w:pPr>
+        <w:spacing w:after="0" w:line="240" w:lineRule="auto"/>
+      </w:pPr>
+    </w:p>
+    <w:p>
+      <w:pPr>
+        <w:spacing w:after="0" w:line="240" w:lineRule="auto"/>
+      </w:pPr>
+      <w:r>
+        <w:rPr>
+          <w:noProof/>
+        </w:rPr>
+        <w:drawing>
+          <wp:inline distT="0" distB="0" distL="0" distR="0" wp14:anchorId="7E3DFD4C" wp14:editId="618661CF">
+            <wp:extent cx="3936623" cy="808689"/>
+            <wp:effectExtent l="0" t="0" r="6985" b="0"/>
+            <wp:docPr id="1586152419" name="Picture 1"/>
+            <wp:cNvGraphicFramePr>
+              <a:graphicFrameLocks xmlns:a="http://schemas.openxmlformats.org/drawingml/2006/main" noChangeAspect="1"/>
+            </wp:cNvGraphicFramePr>
+            <a:graphic xmlns:a="http://schemas.openxmlformats.org/drawingml/2006/main">
+              <a:graphicData uri="http://schemas.openxmlformats.org/drawingml/2006/picture">
+                <pic:pic xmlns:pic="http://schemas.openxmlformats.org/drawingml/2006/picture">
+                  <pic:nvPicPr>
+                    <pic:cNvPr id="1586152419" name=""/>
+                    <pic:cNvPicPr/>
+                  </pic:nvPicPr>
+                  <pic:blipFill>
+                    <a:blip r:embed="rId23"/>
+                    <a:stretch>
+                      <a:fillRect/>
+                    </a:stretch>
+                  </pic:blipFill>
+                  <pic:spPr>
+                    <a:xfrm>
+                      <a:off x="0" y="0"/>
+                      <a:ext cx="3993065" cy="820284"/>
+                    </a:xfrm>
+                    <a:prstGeom prst="rect">
+                      <a:avLst/>
+                    </a:prstGeom>
+                  </pic:spPr>
+                </pic:pic>
+              </a:graphicData>
+            </a:graphic>
+          </wp:inline>
+        </w:drawing>
+      </w:r>
+    </w:p>
+    <w:p>
+      <w:pPr>
+        <w:spacing w:after="0" w:line="240" w:lineRule="auto"/>
+      </w:pPr>
+    </w:p>
+    <w:p>
+      <w:pPr>
+        <w:spacing w:after="0" w:line="240" w:lineRule="auto"/>
+      </w:pPr>
+    </w:p>
+    <w:p>
+      <w:pPr>
+        <w:spacing w:after="0" w:line="240" w:lineRule="auto"/>
+        <w:rPr>
+          <w:b/>
+          <w:bCs/>
+        </w:rPr>
+      </w:pPr>
+      <w:r>
+        <w:rPr>
+          <w:b/>
+          <w:bCs/>
+        </w:rPr>
+        <w:t>RDS –Enable Multi Availability Zone:</w:t>
+      </w:r>
+    </w:p>
+    <w:p>
+      <w:pPr>
+        <w:spacing w:after="0" w:line="240" w:lineRule="auto"/>
+      </w:pPr>
+      <w:r>
+        <w:t xml:space="preserve">Select the instance </w:t>
+      </w:r>
+      <w:r>
+        <w:sym w:font="Wingdings" w:char="F0E0"/>
+      </w:r>
+      <w:r>
+        <w:t xml:space="preserve"> </w:t>
+      </w:r>
+      <w:r>
+        <w:t xml:space="preserve">Click on Modify </w:t>
+      </w:r>
+      <w:r>
+        <w:sym w:font="Wingdings" w:char="F0E0"/>
+      </w:r>
+      <w:r>
+        <w:t xml:space="preserve"> Go to Availability &amp; Durability </w:t>
+      </w:r>
+      <w:r>
+        <w:sym w:font="Wingdings" w:char="F0E0"/>
+      </w:r>
+      <w:r>
+        <w:t xml:space="preserve"> Select create a standby instance</w:t>
+      </w:r>
+    </w:p>
+    <w:p>
+      <w:pPr>
+        <w:spacing w:after="0" w:line="240" w:lineRule="auto"/>
+      </w:pPr>
+    </w:p>
+    <w:p>
+      <w:pPr>
+        <w:spacing w:after="0" w:line="240" w:lineRule="auto"/>
+      </w:pPr>
+    </w:p>
+    <w:p>
+      <w:pPr>
+        <w:spacing w:after="0" w:line="240" w:lineRule="auto"/>
+      </w:pPr>
+    </w:p>
+    <w:p>
+      <w:pPr>
+        <w:spacing w:after="0" w:line="240" w:lineRule="auto"/>
+      </w:pPr>
+      <w:r>
+        <w:t xml:space="preserve">Amazon Aurora is a </w:t>
+      </w:r>
+      <w:r>
+        <w:rPr>
+          <w:b/>
+          <w:bCs/>
+        </w:rPr>
+        <w:t>fully managed relational database</w:t>
+      </w:r>
+      <w:r>
+        <w:t xml:space="preserve"> service provided by Amazon Web Services (AWS).</w:t>
+      </w:r>
+    </w:p>
+    <w:p>
+      <w:pPr>
+        <w:spacing w:after="0" w:line="240" w:lineRule="auto"/>
+      </w:pPr>
+      <w:proofErr w:type="gramStart"/>
+      <w:r>
+        <w:t>  Compatible</w:t>
+      </w:r>
+      <w:proofErr w:type="gramEnd"/>
+      <w:r>
+        <w:t xml:space="preserve"> with </w:t>
+      </w:r>
+      <w:r>
+        <w:rPr>
+          <w:b/>
+          <w:bCs/>
+        </w:rPr>
+        <w:t>MySQL</w:t>
+      </w:r>
+      <w:r>
+        <w:t xml:space="preserve"> and </w:t>
+      </w:r>
+      <w:r>
+        <w:rPr>
+          <w:b/>
+          <w:bCs/>
+        </w:rPr>
+        <w:t>PostgreSQL</w:t>
+      </w:r>
+    </w:p>
+    <w:p>
+      <w:pPr>
+        <w:spacing w:after="0" w:line="240" w:lineRule="auto"/>
+      </w:pPr>
+      <w:proofErr w:type="gramStart"/>
+      <w:r>
+        <w:t>  Designed</w:t>
+      </w:r>
+      <w:proofErr w:type="gramEnd"/>
+      <w:r>
+        <w:t xml:space="preserve"> for </w:t>
+      </w:r>
+      <w:r>
+        <w:rPr>
+          <w:b/>
+          <w:bCs/>
+        </w:rPr>
+        <w:t>high performance</w:t>
+      </w:r>
+      <w:r>
+        <w:t xml:space="preserve">, </w:t>
+      </w:r>
+      <w:r>
+        <w:rPr>
+          <w:b/>
+          <w:bCs/>
+        </w:rPr>
+        <w:t>high availability</w:t>
+      </w:r>
+      <w:r>
+        <w:t xml:space="preserve">, and </w:t>
+      </w:r>
+      <w:r>
+        <w:rPr>
+          <w:b/>
+          <w:bCs/>
+        </w:rPr>
+        <w:t>automatic scaling</w:t>
+      </w:r>
+    </w:p>
+    <w:p>
+      <w:pPr>
+        <w:spacing w:after="0" w:line="240" w:lineRule="auto"/>
+      </w:pPr>
+      <w:proofErr w:type="gramStart"/>
+      <w:r>
+        <w:t>  Built</w:t>
+      </w:r>
+      <w:proofErr w:type="gramEnd"/>
+      <w:r>
+        <w:t xml:space="preserve"> for the cloud from the ground up</w:t>
+      </w:r>
+    </w:p>
+    <w:p>
+      <w:pPr>
+        <w:spacing w:after="0" w:line="240" w:lineRule="auto"/>
+      </w:pPr>
+      <w:r>
+        <w:drawing>
+          <wp:inline distT="0" distB="0" distL="0" distR="0" wp14:anchorId="311C9B2A" wp14:editId="41609814">
+            <wp:extent cx="3713259" cy="1742386"/>
+            <wp:effectExtent l="0" t="0" r="1905" b="0"/>
+            <wp:docPr id="1510889938" name="Picture 1"/>
+            <wp:cNvGraphicFramePr>
+              <a:graphicFrameLocks xmlns:a="http://schemas.openxmlformats.org/drawingml/2006/main" noChangeAspect="1"/>
+            </wp:cNvGraphicFramePr>
+            <a:graphic xmlns:a="http://schemas.openxmlformats.org/drawingml/2006/main">
+              <a:graphicData uri="http://schemas.openxmlformats.org/drawingml/2006/picture">
+                <pic:pic xmlns:pic="http://schemas.openxmlformats.org/drawingml/2006/picture">
+                  <pic:nvPicPr>
+                    <pic:cNvPr id="1510889938" name=""/>
+                    <pic:cNvPicPr/>
+                  </pic:nvPicPr>
+                  <pic:blipFill>
+                    <a:blip r:embed="rId24"/>
+                    <a:stretch>
+                      <a:fillRect/>
+                    </a:stretch>
+                  </pic:blipFill>
+                  <pic:spPr>
+                    <a:xfrm>
+                      <a:off x="0" y="0"/>
+                      <a:ext cx="3727805" cy="1749211"/>
+                    </a:xfrm>
+                    <a:prstGeom prst="rect">
+                      <a:avLst/>
+                    </a:prstGeom>
+                  </pic:spPr>
+                </pic:pic>
+              </a:graphicData>
+            </a:graphic>
+          </wp:inline>
+        </w:drawing>
+      </w:r>
+    </w:p>
+    <w:p>
+      <w:pPr>
+        <w:spacing w:after="0" w:line="240" w:lineRule="auto"/>
+      </w:pPr>
+    </w:p>
+    <w:p>
+      <w:pPr>
+        <w:spacing w:after="0" w:line="240" w:lineRule="auto"/>
+      </w:pPr>
+      <w:r>
+        <w:t xml:space="preserve">Think of Aurora as a </w:t>
+      </w:r>
+      <w:r>
+        <w:rPr>
+          <w:b/>
+          <w:bCs/>
+        </w:rPr>
+        <w:t>cloud-optimized MySQL/PostgreSQL</w:t>
+      </w:r>
+      <w:r>
+        <w:t xml:space="preserve"> that gives better performance and reliability than standard MySQL/PostgreSQL running on EC2.</w:t>
+      </w:r>
+    </w:p>
+    <w:p>
+      <w:pPr>
+        <w:spacing w:after="0" w:line="240" w:lineRule="auto"/>
+      </w:pPr>
+    </w:p>
+    <w:p>
+      <w:pPr>
+        <w:spacing w:after="0" w:line="240" w:lineRule="auto"/>
+      </w:pPr>
+      <w:r>
+        <w:rPr>
+          <w:noProof/>
+        </w:rPr>
+        <w:lastRenderedPageBreak/>
+        <w:drawing>
+          <wp:inline distT="0" distB="0" distL="0" distR="0" wp14:anchorId="75144DB6" wp14:editId="76FD45A0">
+            <wp:extent cx="3868310" cy="1822164"/>
+            <wp:effectExtent l="0" t="0" r="0" b="6985"/>
+            <wp:docPr id="506393379" name="Picture 1" descr="Amazon Aurora Simplified: What You Need to Know"/>
+            <wp:cNvGraphicFramePr>
+              <a:graphicFrameLocks xmlns:a="http://schemas.openxmlformats.org/drawingml/2006/main" noChangeAspect="1"/>
+            </wp:cNvGraphicFramePr>
+            <a:graphic xmlns:a="http://schemas.openxmlformats.org/drawingml/2006/main">
+              <a:graphicData uri="http://schemas.openxmlformats.org/drawingml/2006/picture">
+                <pic:pic xmlns:pic="http://schemas.openxmlformats.org/drawingml/2006/picture">
+                  <pic:nvPicPr>
+                    <pic:cNvPr id="0" name="Picture 1" descr="Amazon Aurora Simplified: What You Need to Know"/>
+                    <pic:cNvPicPr>
+                      <a:picLocks noChangeAspect="1" noChangeArrowheads="1"/>
+                    </pic:cNvPicPr>
+                  </pic:nvPicPr>
+                  <pic:blipFill>
+                    <a:blip r:embed="rId25">
+                      <a:extLst>
+                        <a:ext uri="{28A0092B-C50C-407E-A947-70E740481C1C}">
+                          <a14:useLocalDpi xmlns:a14="http://schemas.microsoft.com/office/drawing/2010/main" val="0"/>
+                        </a:ext>
+                      </a:extLst>
+                    </a:blip>
+                    <a:srcRect/>
+                    <a:stretch>
+                      <a:fillRect/>
+                    </a:stretch>
+                  </pic:blipFill>
+                  <pic:spPr bwMode="auto">
+                    <a:xfrm>
+                      <a:off x="0" y="0"/>
+                      <a:ext cx="3878037" cy="1826746"/>
+                    </a:xfrm>
+                    <a:prstGeom prst="rect">
+                      <a:avLst/>
+                    </a:prstGeom>
+                    <a:noFill/>
+                    <a:ln>
+                      <a:noFill/>
+                    </a:ln>
+                  </pic:spPr>
+                </pic:pic>
+              </a:graphicData>
+            </a:graphic>
+          </wp:inline>
+        </w:drawing>
+      </w:r>
+    </w:p>
+    <w:p>
+      <w:pPr>
+        <w:spacing w:after="0" w:line="240" w:lineRule="auto"/>
+      </w:pPr>
+      <w:r>
+        <w:rPr>
+          <w:noProof/>
+        </w:rPr>
+        <w:drawing>
+          <wp:inline distT="0" distB="0" distL="0" distR="0" wp14:anchorId="60051CE5" wp14:editId="59440D78">
+            <wp:extent cx="3808784" cy="1896386"/>
+            <wp:effectExtent l="0" t="0" r="1270" b="8890"/>
+            <wp:docPr id="790125513" name="Picture 2" descr="Understanding Amazon Aurora Internals: Storage, Replication, Failover, and  Scaling | by Rushikesh Ghosalkar | Medium"/>
+            <wp:cNvGraphicFramePr>
+              <a:graphicFrameLocks xmlns:a="http://schemas.openxmlformats.org/drawingml/2006/main" noChangeAspect="1"/>
+            </wp:cNvGraphicFramePr>
+            <a:graphic xmlns:a="http://schemas.openxmlformats.org/drawingml/2006/main">
+              <a:graphicData uri="http://schemas.openxmlformats.org/drawingml/2006/picture">
+                <pic:pic xmlns:pic="http://schemas.openxmlformats.org/drawingml/2006/picture">
+                  <pic:nvPicPr>
+                    <pic:cNvPr id="0" name="Picture 3" descr="Understanding Amazon Aurora Internals: Storage, Replication, Failover, and  Scaling | by Rushikesh Ghosalkar | Medium"/>
+                    <pic:cNvPicPr>
+                      <a:picLocks noChangeAspect="1" noChangeArrowheads="1"/>
+                    </pic:cNvPicPr>
+                  </pic:nvPicPr>
+                  <pic:blipFill>
+                    <a:blip r:embed="rId26" cstate="print">
+                      <a:extLst>
+                        <a:ext uri="{28A0092B-C50C-407E-A947-70E740481C1C}">
+                          <a14:useLocalDpi xmlns:a14="http://schemas.microsoft.com/office/drawing/2010/main" val="0"/>
+                        </a:ext>
+                      </a:extLst>
+                    </a:blip>
+                    <a:srcRect/>
+                    <a:stretch>
+                      <a:fillRect/>
+                    </a:stretch>
+                  </pic:blipFill>
+                  <pic:spPr bwMode="auto">
+                    <a:xfrm>
+                      <a:off x="0" y="0"/>
+                      <a:ext cx="3818482" cy="1901215"/>
+                    </a:xfrm>
+                    <a:prstGeom prst="rect">
+                      <a:avLst/>
+                    </a:prstGeom>
+                    <a:noFill/>
+                    <a:ln>
+                      <a:noFill/>
+                    </a:ln>
+                  </pic:spPr>
+                </pic:pic>
+              </a:graphicData>
+            </a:graphic>
+          </wp:inline>
+        </w:drawing>
+      </w:r>
+    </w:p>
+    <w:p>
+      <w:pPr>
+        <w:spacing w:after="0" w:line="240" w:lineRule="auto"/>
+      </w:pPr>
+    </w:p>
+    <w:p>
+      <w:pPr>
+        <w:spacing w:after="0" w:line="240" w:lineRule="auto"/>
+      </w:pPr>
+      <w:r>
+        <w:rPr>
+          <w:noProof/>
+        </w:rPr>
+        <w:drawing>
+          <wp:inline distT="0" distB="0" distL="0" distR="0" wp14:anchorId="731D8A2C" wp14:editId="62446538">
+            <wp:extent cx="3801428" cy="1975900"/>
+            <wp:effectExtent l="0" t="0" r="8890" b="5715"/>
+            <wp:docPr id="11385308" name="Picture 3" descr="Join the preview of Amazon Aurora Limitless Database | AWS News Blog"/>
+            <wp:cNvGraphicFramePr>
+              <a:graphicFrameLocks xmlns:a="http://schemas.openxmlformats.org/drawingml/2006/main" noChangeAspect="1"/>
+            </wp:cNvGraphicFramePr>
+            <a:graphic xmlns:a="http://schemas.openxmlformats.org/drawingml/2006/main">
+              <a:graphicData uri="http://schemas.openxmlformats.org/drawingml/2006/picture">
+                <pic:pic xmlns:pic="http://schemas.openxmlformats.org/drawingml/2006/picture">
+                  <pic:nvPicPr>
+                    <pic:cNvPr id="0" name="Picture 5" descr="Join the preview of Amazon Aurora Limitless Database | AWS News Blog"/>
+                    <pic:cNvPicPr>
+                      <a:picLocks noChangeAspect="1" noChangeArrowheads="1"/>
+                    </pic:cNvPicPr>
+                  </pic:nvPicPr>
+                  <pic:blipFill>
+                    <a:blip r:embed="rId27" cstate="print">
+                      <a:extLst>
+                        <a:ext uri="{28A0092B-C50C-407E-A947-70E740481C1C}">
+                          <a14:useLocalDpi xmlns:a14="http://schemas.microsoft.com/office/drawing/2010/main" val="0"/>
+                        </a:ext>
+                      </a:extLst>
+                    </a:blip>
+                    <a:srcRect/>
+                    <a:stretch>
+                      <a:fillRect/>
+                    </a:stretch>
+                  </pic:blipFill>
+                  <pic:spPr bwMode="auto">
+                    <a:xfrm>
+                      <a:off x="0" y="0"/>
+                      <a:ext cx="3818895" cy="1984979"/>
+                    </a:xfrm>
+                    <a:prstGeom prst="rect">
+                      <a:avLst/>
+                    </a:prstGeom>
+                    <a:noFill/>
+                    <a:ln>
+                      <a:noFill/>
+                    </a:ln>
+                  </pic:spPr>
+                </pic:pic>
+              </a:graphicData>
+            </a:graphic>
+          </wp:inline>
+        </w:drawing>
+      </w:r>
+    </w:p>
+    <w:p>
+      <w:pPr>
+        <w:spacing w:after="0" w:line="240" w:lineRule="auto"/>
+      </w:pPr>
+      <w:r>
+        <w:t xml:space="preserve">Aurora uses a </w:t>
+      </w:r>
+      <w:r>
+        <w:rPr>
+          <w:b/>
+          <w:bCs/>
+        </w:rPr>
+        <w:t>DB Cluster</w:t>
+      </w:r>
+      <w:r>
+        <w:t xml:space="preserve"> architecture:</w:t>
+      </w:r>
+    </w:p>
+    <w:p>
+      <w:pPr>
+        <w:numPr>
+          <w:ilvl w:val="0"/>
+          <w:numId w:val="25"/>
+        </w:numPr>
+        <w:spacing w:after="0" w:line="240" w:lineRule="auto"/>
+      </w:pPr>
+      <w:r>
+        <w:rPr>
+          <w:b/>
+          <w:bCs/>
+        </w:rPr>
+        <w:t>Writer Instance (Primary)</w:t>
+      </w:r>
+    </w:p>
+    <w:p>
+      <w:pPr>
+        <w:numPr>
+          <w:ilvl w:val="1"/>
+          <w:numId w:val="25"/>
+        </w:numPr>
+        <w:spacing w:after="0" w:line="240" w:lineRule="auto"/>
+      </w:pPr>
+      <w:r>
+        <w:t>Handles INSERT, UPDATE, DELETE</w:t>
+      </w:r>
+    </w:p>
+    <w:p>
+      <w:pPr>
+        <w:numPr>
+          <w:ilvl w:val="0"/>
+          <w:numId w:val="25"/>
+        </w:numPr>
+        <w:spacing w:after="0" w:line="240" w:lineRule="auto"/>
+      </w:pPr>
+      <w:r>
+        <w:rPr>
+          <w:b/>
+          <w:bCs/>
+        </w:rPr>
+        <w:t>Reader Instances (Replicas)</w:t>
+      </w:r>
+    </w:p>
+    <w:p>
+      <w:pPr>
+        <w:numPr>
+          <w:ilvl w:val="1"/>
+          <w:numId w:val="25"/>
+        </w:numPr>
+        <w:spacing w:after="0" w:line="240" w:lineRule="auto"/>
+      </w:pPr>
+      <w:r>
+        <w:t>Handle SELECT queries</w:t>
+      </w:r>
+    </w:p>
+    <w:p>
+      <w:pPr>
+        <w:numPr>
+          <w:ilvl w:val="1"/>
+          <w:numId w:val="25"/>
+        </w:numPr>
+        <w:spacing w:after="0" w:line="240" w:lineRule="auto"/>
+      </w:pPr>
+      <w:r>
+        <w:t>Used for read scaling</w:t>
+      </w:r>
+    </w:p>
+    <w:p>
+      <w:pPr>
+        <w:spacing w:after="0" w:line="240" w:lineRule="auto"/>
+      </w:pPr>
+    </w:p>
+    <w:p>
+      <w:pPr>
+        <w:spacing w:after="0" w:line="240" w:lineRule="auto"/>
+      </w:pPr>
+    </w:p>
+    <w:p>
+      <w:pPr>
+        <w:spacing w:after="0" w:line="240" w:lineRule="auto"/>
+        <w:rPr>
+          <w:b/>
+          <w:bCs/>
+        </w:rPr>
+      </w:pPr>
+      <w:r>
+        <w:rPr>
+          <w:b/>
+          <w:bCs/>
+        </w:rPr>
+        <w:t>Aurora Variants</w:t>
+      </w:r>
+    </w:p>
+    <w:p>
+      <w:pPr>
+        <w:spacing w:after="0" w:line="240" w:lineRule="auto"/>
+      </w:pPr>
+      <w:r>
+        <w:t>Aurora supports two engines:</w:t>
+      </w:r>
+    </w:p>
+    <w:p>
+      <w:pPr>
+        <w:spacing w:after="0" w:line="240" w:lineRule="auto"/>
+        <w:rPr>
+          <w:b/>
+          <w:bCs/>
+        </w:rPr>
+      </w:pPr>
+      <w:r>
+        <w:rPr>
+          <w:b/>
+          <w:bCs/>
+        </w:rPr>
+        <w:t>1️</w:t>
+      </w:r>
+      <w:r>
+        <w:rPr>
+          <w:rFonts w:ascii="Segoe UI Symbol" w:hAnsi="Segoe UI Symbol" w:cs="Segoe UI Symbol"/>
+          <w:b/>
+          <w:bCs/>
+        </w:rPr>
+        <w:t>⃣</w:t>
+      </w:r>
+      <w:r>
+        <w:rPr>
+          <w:b/>
+          <w:bCs/>
+        </w:rPr>
+        <w:t xml:space="preserve"> Aurora MySQL</w:t>
+      </w:r>
+    </w:p>
+    <w:p>
+      <w:pPr>
+        <w:spacing w:after="0" w:line="240" w:lineRule="auto"/>
+      </w:pPr>
+      <w:r>
+        <w:t>Compatible with:</w:t>
+      </w:r>
+    </w:p>
+    <w:p>
+      <w:pPr>
+        <w:numPr>
+          <w:ilvl w:val="0"/>
+          <w:numId w:val="26"/>
+        </w:numPr>
+        <w:spacing w:after="0" w:line="240" w:lineRule="auto"/>
+      </w:pPr>
+      <w:r>
+        <w:t>MySQL 5.7</w:t>
+      </w:r>
+    </w:p>
+    <w:p>
+      <w:pPr>
+        <w:numPr>
+          <w:ilvl w:val="0"/>
+          <w:numId w:val="26"/>
+        </w:numPr>
+        <w:spacing w:after="0" w:line="240" w:lineRule="auto"/>
+      </w:pPr>
+      <w:r>
+        <w:t>MySQL 8.0</w:t>
+      </w:r>
+    </w:p>
+    <w:p>
+      <w:pPr>
+        <w:spacing w:after="0" w:line="240" w:lineRule="auto"/>
+        <w:rPr>
+          <w:b/>
+          <w:bCs/>
+        </w:rPr>
+      </w:pPr>
+      <w:r>
+        <w:rPr>
+          <w:b/>
+          <w:bCs/>
+        </w:rPr>
+        <w:t>2️</w:t>
+      </w:r>
+      <w:r>
+        <w:rPr>
+          <w:rFonts w:ascii="Segoe UI Symbol" w:hAnsi="Segoe UI Symbol" w:cs="Segoe UI Symbol"/>
+          <w:b/>
+          <w:bCs/>
+        </w:rPr>
+        <w:t>⃣</w:t>
+      </w:r>
+      <w:r>
+        <w:rPr>
+          <w:b/>
+          <w:bCs/>
+        </w:rPr>
+        <w:t xml:space="preserve"> Aurora PostgreSQL</w:t>
+      </w:r>
+    </w:p>
+    <w:p>
+      <w:pPr>
+        <w:spacing w:after="0" w:line="240" w:lineRule="auto"/>
+      </w:pPr>
+      <w:r>
+        <w:t>Compatible with:</w:t>
+      </w:r>
+    </w:p>
+    <w:p>
+      <w:pPr>
+        <w:numPr>
+          <w:ilvl w:val="0"/>
+          <w:numId w:val="27"/>
+        </w:numPr>
+        <w:spacing w:after="0" w:line="240" w:lineRule="auto"/>
+      </w:pPr>
+      <w:r>
+        <w:t>PostgreSQL 11+</w:t>
+      </w:r>
+    </w:p>
+    <w:p>
+      <w:pPr>
+        <w:numPr>
+          <w:ilvl w:val="0"/>
+          <w:numId w:val="27"/>
+        </w:numPr>
+        <w:spacing w:after="0" w:line="240" w:lineRule="auto"/>
+      </w:pPr>
+      <w:r>
+        <w:t>PostgreSQL 12+</w:t>
+      </w:r>
+    </w:p>
+    <w:p>
+      <w:pPr>
+        <w:numPr>
+          <w:ilvl w:val="0"/>
+          <w:numId w:val="27"/>
+        </w:numPr>
+        <w:spacing w:after="0" w:line="240" w:lineRule="auto"/>
+      </w:pPr>
+      <w:r>
+        <w:t>etc.</w:t>
+      </w:r>
+    </w:p>
+    <w:p>
+      <w:pPr>
+        <w:spacing w:after="0" w:line="240" w:lineRule="auto"/>
+      </w:pPr>
+    </w:p>
+    <w:p>
+      <w:pPr>
+        <w:spacing w:after="0" w:line="240" w:lineRule="auto"/>
+        <w:rPr>
+          <w:b/>
+          <w:bCs/>
+        </w:rPr>
+      </w:pPr>
+      <w:r>
+        <w:rPr>
+          <w:rFonts w:ascii="Segoe UI Emoji" w:hAnsi="Segoe UI Emoji" w:cs="Segoe UI Emoji"/>
+          <w:b/>
+          <w:bCs/>
+        </w:rPr>
+        <w:t>🆚</w:t>
+      </w:r>
+      <w:r>
+        <w:rPr>
+          <w:b/>
+          <w:bCs/>
+        </w:rPr>
+        <w:t xml:space="preserve"> Aurora vs RDS</w:t>
+      </w:r>
+    </w:p>
+    <w:p>
+      <w:pPr>
+        <w:spacing w:after="0" w:line="240" w:lineRule="auto"/>
+      </w:pPr>
+      <w:r>
+        <w:t>Amazon RDS vs Aurora:</w:t>
+      </w:r>
+    </w:p>
+    <w:tbl>
+      <w:tblPr>
+        <w:tblW w:w="0" w:type="auto"/>
+        <w:tblCellSpacing w:w="15" w:type="dxa"/>
+        <w:tblCellMar>
+          <w:top w:w="15" w:type="dxa"/>
+          <w:left w:w="15" w:type="dxa"/>
+          <w:bottom w:w="15" w:type="dxa"/>
+          <w:right w:w="15" w:type="dxa"/>
+        </w:tblCellMar>
+        <w:tblLook w:val="04A0" w:firstRow="1" w:lastRow="0" w:firstColumn="1" w:lastColumn="0" w:noHBand="0" w:noVBand="1"/>
+      </w:tblPr>
+      <w:tblGrid>
+        <w:gridCol w:w="1416"/>
+        <w:gridCol w:w="1121"/>
+        <w:gridCol w:w="1374"/>
+      </w:tblGrid>
+      <w:tr>
+        <w:trPr>
+          <w:tblHeader/>
+          <w:tblCellSpacing w:w="15" w:type="dxa"/>
+        </w:trPr>
+        <w:tc>
+          <w:tcPr>
+            <w:tcW w:w="0" w:type="auto"/>
+            <w:vAlign w:val="center"/>
+            <w:hideMark/>
+          </w:tcPr>
+          <w:p>
+            <w:pPr>
+              <w:spacing w:after="0" w:line="240" w:lineRule="auto"/>
+              <w:rPr>
+                <w:b/>
+                <w:bCs/>
+              </w:rPr>
+            </w:pPr>
+            <w:r>
+              <w:rPr>
+                <w:b/>
+                <w:bCs/>
+              </w:rPr>
+              <w:lastRenderedPageBreak/>
+              <w:t>Feature</w:t>
+            </w:r>
+          </w:p>
+        </w:tc>
+        <w:tc>
+          <w:tcPr>
+            <w:tcW w:w="0" w:type="auto"/>
+            <w:vAlign w:val="center"/>
+            <w:hideMark/>
+          </w:tcPr>
+          <w:p>
+            <w:pPr>
+              <w:spacing w:after="0" w:line="240" w:lineRule="auto"/>
+              <w:rPr>
+                <w:b/>
+                <w:bCs/>
+              </w:rPr>
+            </w:pPr>
+            <w:r>
+              <w:rPr>
+                <w:b/>
+                <w:bCs/>
+              </w:rPr>
+              <w:t>RDS MySQL</w:t>
+            </w:r>
+          </w:p>
+        </w:tc>
+        <w:tc>
+          <w:tcPr>
+            <w:tcW w:w="0" w:type="auto"/>
+            <w:vAlign w:val="center"/>
+            <w:hideMark/>
+          </w:tcPr>
+          <w:p>
+            <w:pPr>
+              <w:spacing w:after="0" w:line="240" w:lineRule="auto"/>
+              <w:rPr>
+                <w:b/>
+                <w:bCs/>
+              </w:rPr>
+            </w:pPr>
+            <w:r>
+              <w:rPr>
+                <w:b/>
+                <w:bCs/>
+              </w:rPr>
+              <w:t>Aurora</w:t>
+            </w:r>
+          </w:p>
+        </w:tc>
+      </w:tr>
+      <w:tr>
+        <w:trPr>
+          <w:tblCellSpacing w:w="15" w:type="dxa"/>
+        </w:trPr>
+        <w:tc>
+          <w:tcPr>
+            <w:tcW w:w="0" w:type="auto"/>
+            <w:vAlign w:val="center"/>
+            <w:hideMark/>
+          </w:tcPr>
+          <w:p>
+            <w:pPr>
+              <w:spacing w:after="0" w:line="240" w:lineRule="auto"/>
+            </w:pPr>
+            <w:r>
+              <w:t>Storage scaling</w:t>
+            </w:r>
+          </w:p>
+        </w:tc>
+        <w:tc>
+          <w:tcPr>
+            <w:tcW w:w="0" w:type="auto"/>
+            <w:vAlign w:val="center"/>
+            <w:hideMark/>
+          </w:tcPr>
+          <w:p>
+            <w:pPr>
+              <w:spacing w:after="0" w:line="240" w:lineRule="auto"/>
+            </w:pPr>
+            <w:r>
+              <w:t>Manual</w:t>
+            </w:r>
+          </w:p>
+        </w:tc>
+        <w:tc>
+          <w:tcPr>
+            <w:tcW w:w="0" w:type="auto"/>
+            <w:vAlign w:val="center"/>
+            <w:hideMark/>
+          </w:tcPr>
+          <w:p>
+            <w:pPr>
+              <w:spacing w:after="0" w:line="240" w:lineRule="auto"/>
+            </w:pPr>
+            <w:r>
+              <w:t>Automatic</w:t>
+            </w:r>
+          </w:p>
+        </w:tc>
+      </w:tr>
+      <w:tr>
+        <w:trPr>
+          <w:tblCellSpacing w:w="15" w:type="dxa"/>
+        </w:trPr>
+        <w:tc>
+          <w:tcPr>
+            <w:tcW w:w="0" w:type="auto"/>
+            <w:vAlign w:val="center"/>
+            <w:hideMark/>
+          </w:tcPr>
+          <w:p>
+            <w:pPr>
+              <w:spacing w:after="0" w:line="240" w:lineRule="auto"/>
+            </w:pPr>
+            <w:r>
+              <w:t>Performance</w:t>
+            </w:r>
+          </w:p>
+        </w:tc>
+        <w:tc>
+          <w:tcPr>
+            <w:tcW w:w="0" w:type="auto"/>
+            <w:vAlign w:val="center"/>
+            <w:hideMark/>
+          </w:tcPr>
+          <w:p>
+            <w:pPr>
+              <w:spacing w:after="0" w:line="240" w:lineRule="auto"/>
+            </w:pPr>
+            <w:r>
+              <w:t>Good</w:t>
+            </w:r>
+          </w:p>
+        </w:tc>
+        <w:tc>
+          <w:tcPr>
+            <w:tcW w:w="0" w:type="auto"/>
+            <w:vAlign w:val="center"/>
+            <w:hideMark/>
+          </w:tcPr>
+          <w:p>
+            <w:pPr>
+              <w:spacing w:after="0" w:line="240" w:lineRule="auto"/>
+            </w:pPr>
+            <w:r>
+              <w:t>Very High</w:t>
+            </w:r>
+          </w:p>
+        </w:tc>
+      </w:tr>
+      <w:tr>
+        <w:trPr>
+          <w:tblCellSpacing w:w="15" w:type="dxa"/>
+        </w:trPr>
+        <w:tc>
+          <w:tcPr>
+            <w:tcW w:w="0" w:type="auto"/>
+            <w:vAlign w:val="center"/>
+            <w:hideMark/>
+          </w:tcPr>
+          <w:p>
+            <w:pPr>
+              <w:spacing w:after="0" w:line="240" w:lineRule="auto"/>
+            </w:pPr>
+            <w:r>
+              <w:t>Replication</w:t>
+            </w:r>
+          </w:p>
+        </w:tc>
+        <w:tc>
+          <w:tcPr>
+            <w:tcW w:w="0" w:type="auto"/>
+            <w:vAlign w:val="center"/>
+            <w:hideMark/>
+          </w:tcPr>
+          <w:p>
+            <w:pPr>
+              <w:spacing w:after="0" w:line="240" w:lineRule="auto"/>
+            </w:pPr>
+            <w:r>
+              <w:t>Standard</w:t>
+            </w:r>
+          </w:p>
+        </w:tc>
+        <w:tc>
+          <w:tcPr>
+            <w:tcW w:w="0" w:type="auto"/>
+            <w:vAlign w:val="center"/>
+            <w:hideMark/>
+          </w:tcPr>
+          <w:p>
+            <w:pPr>
+              <w:spacing w:after="0" w:line="240" w:lineRule="auto"/>
+            </w:pPr>
+            <w:r>
+              <w:t>Storage-level</w:t>
+            </w:r>
+          </w:p>
+        </w:tc>
+      </w:tr>
+      <w:tr>
+        <w:trPr>
+          <w:tblCellSpacing w:w="15" w:type="dxa"/>
+        </w:trPr>
+        <w:tc>
+          <w:tcPr>
+            <w:tcW w:w="0" w:type="auto"/>
+            <w:vAlign w:val="center"/>
+            <w:hideMark/>
+          </w:tcPr>
+          <w:p>
+            <w:pPr>
+              <w:spacing w:after="0" w:line="240" w:lineRule="auto"/>
+            </w:pPr>
+            <w:r>
+              <w:t>Availability</w:t>
+            </w:r>
+          </w:p>
+        </w:tc>
+        <w:tc>
+          <w:tcPr>
+            <w:tcW w:w="0" w:type="auto"/>
+            <w:vAlign w:val="center"/>
+            <w:hideMark/>
+          </w:tcPr>
+          <w:p>
+            <w:pPr>
+              <w:spacing w:after="0" w:line="240" w:lineRule="auto"/>
+            </w:pPr>
+            <w:r>
+              <w:t>Multi-AZ</w:t>
+            </w:r>
+          </w:p>
+        </w:tc>
+        <w:tc>
+          <w:tcPr>
+            <w:tcW w:w="0" w:type="auto"/>
+            <w:vAlign w:val="center"/>
+            <w:hideMark/>
+          </w:tcPr>
+          <w:p>
+            <w:pPr>
+              <w:spacing w:after="0" w:line="240" w:lineRule="auto"/>
+            </w:pPr>
+            <w:r>
+              <w:t>Built-in cluster</w:t>
+            </w:r>
+          </w:p>
+        </w:tc>
+      </w:tr>
+    </w:tbl>
+    <w:p>
+      <w:pPr>
+        <w:spacing w:after="0" w:line="240" w:lineRule="auto"/>
+      </w:pPr>
+    </w:p>
+    <w:p>
+      <w:pPr>
+        <w:spacing w:after="0" w:line="240" w:lineRule="auto"/>
+      </w:pPr>
+    </w:p>
+    <w:p>
+      <w:pPr>
+        <w:spacing w:after="0" w:line="240" w:lineRule="auto"/>
+        <w:rPr>
+          <w:b/>
+          <w:bCs/>
+        </w:rPr>
+      </w:pPr>
+      <w:r>
+        <w:rPr>
+          <w:b/>
+          <w:bCs/>
+          <w:highlight w:val="yellow"/>
+        </w:rPr>
+        <w:t xml:space="preserve">NOTE: </w:t>
+      </w:r>
+      <w:r>
+        <w:rPr>
+          <w:b/>
+          <w:bCs/>
+          <w:highlight w:val="yellow"/>
+        </w:rPr>
+        <w:t>Aurora is technically part of RDS but has a different architecture.</w:t>
+      </w:r>
+    </w:p>
+    <w:p>
+      <w:pPr>
+        <w:spacing w:after="0" w:line="240" w:lineRule="auto"/>
+        <w:rPr>
+          <w:b/>
+          <w:bCs/>
+        </w:rPr>
+      </w:pPr>
+      <w:r>
+        <w:rPr>
+          <w:b/>
+          <w:bCs/>
+        </w:rPr>
+        <w:t>When Should You Use Aurora?</w:t>
+      </w:r>
+    </w:p>
+    <w:p>
+      <w:pPr>
+        <w:spacing w:after="0" w:line="240" w:lineRule="auto"/>
+      </w:pPr>
+      <w:r>
+        <w:t>Use Aurora when:</w:t>
+      </w:r>
+    </w:p>
+    <w:p>
+      <w:pPr>
+        <w:spacing w:after="0" w:line="240" w:lineRule="auto"/>
+      </w:pPr>
+      <w:r>
+        <w:rPr>
+          <w:rFonts w:ascii="Segoe UI Emoji" w:hAnsi="Segoe UI Emoji" w:cs="Segoe UI Emoji"/>
+        </w:rPr>
+        <w:t>✅</w:t>
+      </w:r>
+      <w:r>
+        <w:t xml:space="preserve"> High traffic applications</w:t>
+      </w:r>
+      <w:r>
+        <w:br/>
+      </w:r>
+      <w:r>
+        <w:rPr>
+          <w:rFonts w:ascii="Segoe UI Emoji" w:hAnsi="Segoe UI Emoji" w:cs="Segoe UI Emoji"/>
+        </w:rPr>
+        <w:t>✅</w:t>
+      </w:r>
+      <w:r>
+        <w:t xml:space="preserve"> Need automatic scaling</w:t>
+      </w:r>
+      <w:r>
+        <w:br/>
+      </w:r>
+      <w:r>
+        <w:rPr>
+          <w:rFonts w:ascii="Segoe UI Emoji" w:hAnsi="Segoe UI Emoji" w:cs="Segoe UI Emoji"/>
+        </w:rPr>
+        <w:t>✅</w:t>
+      </w:r>
+      <w:r>
+        <w:t xml:space="preserve"> Need high availability</w:t>
+      </w:r>
+      <w:r>
+        <w:br/>
+      </w:r>
+      <w:r>
+        <w:rPr>
+          <w:rFonts w:ascii="Segoe UI Emoji" w:hAnsi="Segoe UI Emoji" w:cs="Segoe UI Emoji"/>
+        </w:rPr>
+        <w:t>✅</w:t>
+      </w:r>
+      <w:r>
+        <w:t xml:space="preserve"> Microservices architecture</w:t>
+      </w:r>
+      <w:r>
+        <w:br/>
+      </w:r>
+      <w:r>
+        <w:rPr>
+          <w:rFonts w:ascii="Segoe UI Emoji" w:hAnsi="Segoe UI Emoji" w:cs="Segoe UI Emoji"/>
+        </w:rPr>
+        <w:t>✅</w:t>
+      </w:r>
+      <w:r>
+        <w:t xml:space="preserve"> SaaS applications</w:t>
+      </w:r>
+    </w:p>
+    <w:p>
+      <w:pPr>
+        <w:spacing w:after="0" w:line="240" w:lineRule="auto"/>
+      </w:pPr>
+    </w:p>
+    <w:p>
+      <w:pPr>
+        <w:spacing w:after="0" w:line="240" w:lineRule="auto"/>
+      </w:pPr>
+    </w:p>
+    <w:p>
+      <w:pPr>
+        <w:spacing w:after="0" w:line="240" w:lineRule="auto"/>
+      </w:pPr>
+    </w:p>
+    <w:p>
+      <w:pPr>
+        <w:spacing w:after="0" w:line="240" w:lineRule="auto"/>
+      </w:pPr>
+    </w:p>
+    <w:p>
+      <w:pPr>
+        <w:spacing w:after="0" w:line="240" w:lineRule="auto"/>
+      </w:pPr>
+    </w:p>
+    <w:p>
+      <w:pPr>
+        <w:spacing w:after="0" w:line="240" w:lineRule="auto"/>
+      </w:pPr>
+    </w:p>
+    <w:p>
+      <w:pPr>
+        <w:spacing w:after="0" w:line="240" w:lineRule="auto"/>
+      </w:pPr>
+    </w:p>
+    <w:p>
+      <w:pPr>
+        <w:spacing w:after="0" w:line="240" w:lineRule="auto"/>
+      </w:pPr>
+    </w:p>
+    <w:p>
+      <w:pPr>
+        <w:spacing w:after="0" w:line="240" w:lineRule="auto"/>
+      </w:pPr>
+    </w:p>
+    <w:p>
+      <w:pPr>
+        <w:spacing w:after="0" w:line="240" w:lineRule="auto"/>
+      </w:pPr>
+    </w:p>
+    <w:p>
+      <w:pPr>
+        <w:spacing w:after="0" w:line="240" w:lineRule="auto"/>
+      </w:pPr>
+    </w:p>
+    <w:p>
+      <w:pPr>
+        <w:spacing w:after="0" w:line="240" w:lineRule="auto"/>
+      </w:pPr>
+    </w:p>
+    <w:p>
+      <w:pPr>
+        <w:spacing w:after="0" w:line="240" w:lineRule="auto"/>
+      </w:pPr>
+    </w:p>
+    <w:p>
+      <w:pPr>
+        <w:spacing w:after="0" w:line="240" w:lineRule="auto"/>
+      </w:pPr>
+    </w:p>
+    <w:p>
+      <w:pPr>
+        <w:spacing w:after="0" w:line="240" w:lineRule="auto"/>
+      </w:pPr>
+    </w:p>
+    <w:p>
+      <w:pPr>
+        <w:spacing w:after="0" w:line="240" w:lineRule="auto"/>
+      </w:pPr>
+    </w:p>
+    <w:p>
+      <w:pPr>
+        <w:spacing w:after="0" w:line="240" w:lineRule="auto"/>
+      </w:pPr>
+    </w:p>
+    <w:p>
+      <w:pPr>
+        <w:spacing w:after="0" w:line="240" w:lineRule="auto"/>
+      </w:pPr>
+    </w:p>
+    <w:p>
+      <w:pPr>
+        <w:spacing w:after="0" w:line="240" w:lineRule="auto"/>
+      </w:pPr>
+    </w:p>
+    <w:p>
+      <w:pPr>
+        <w:spacing w:after="0" w:line="240" w:lineRule="auto"/>
+      </w:pPr>
+    </w:p>
+    <w:p>
+      <w:pPr>
+        <w:spacing w:after="0" w:line="240" w:lineRule="auto"/>
+      </w:pPr>
+    </w:p>
+    <w:p>
+      <w:pPr>
+        <w:spacing w:after="0" w:line="240" w:lineRule="auto"/>
+      </w:pPr>
+    </w:p>
+    <w:p>
+      <w:pPr>
+        <w:spacing w:after="0" w:line="240" w:lineRule="auto"/>
+      </w:pPr>
+    </w:p>
+    <w:p>
+      <w:pPr>
+        <w:spacing w:after="0" w:line="240" w:lineRule="auto"/>
+      </w:pPr>
+    </w:p>
+    <w:p>
+      <w:pPr>
+        <w:spacing w:after="0" w:line="240" w:lineRule="auto"/>
+      </w:pPr>
+    </w:p>
+    <w:p>
+      <w:pPr>
+        <w:spacing w:after="0" w:line="240" w:lineRule="auto"/>
+      </w:pPr>
+    </w:p>
+    <w:p>
+      <w:pPr>
+        <w:spacing w:after="0" w:line="240" w:lineRule="auto"/>
+      </w:pPr>
+    </w:p>
+    <w:p>
+      <w:pPr>
+        <w:spacing w:after="0" w:line="240" w:lineRule="auto"/>
+      </w:pPr>
+    </w:p>
+    <w:p>
+      <w:pPr>
+        <w:spacing w:after="0" w:line="240" w:lineRule="auto"/>
+      </w:pPr>
+    </w:p>
+    <w:p>
+      <w:pPr>
+        <w:spacing w:after="0" w:line="240" w:lineRule="auto"/>
+      </w:pPr>
+    </w:p>
+    <w:p>
+      <w:pPr>
+        <w:spacing w:after="0" w:line="240" w:lineRule="auto"/>
+      </w:pPr>
+    </w:p>
+    <w:p>
+      <w:pPr>
+        <w:spacing w:after="0" w:line="240" w:lineRule="auto"/>
+      </w:pPr>
+    </w:p>
+    <w:p>
+      <w:pPr>
+        <w:spacing w:after="0" w:line="240" w:lineRule="auto"/>
       </w:pPr>
     </w:p>
     <w:p>
@@ -6940,6 +10106,155 @@
     </w:lvl>
   </w:abstractNum>
   <w:abstractNum w:abstractNumId="18" w15:restartNumberingAfterBreak="0">
+    <w:nsid w:val="4FC206C4"/>
+    <w:multiLevelType w:val="multilevel"/>
+    <w:tmpl w:val="6FD8522E"/>
+    <w:lvl w:ilvl="0">
+      <w:start w:val="1"/>
+      <w:numFmt w:val="bullet"/>
+      <w:lvlText w:val=""/>
+      <w:lvlJc w:val="left"/>
+      <w:pPr>
+        <w:tabs>
+          <w:tab w:val="num" w:pos="720"/>
+        </w:tabs>
+        <w:ind w:left="720" w:hanging="360"/>
+      </w:pPr>
+      <w:rPr>
+        <w:rFonts w:ascii="Symbol" w:hAnsi="Symbol" w:hint="default"/>
+        <w:sz w:val="20"/>
+      </w:rPr>
+    </w:lvl>
+    <w:lvl w:ilvl="1">
+      <w:start w:val="1"/>
+      <w:numFmt w:val="bullet"/>
+      <w:lvlText w:val="o"/>
+      <w:lvlJc w:val="left"/>
+      <w:pPr>
+        <w:tabs>
+          <w:tab w:val="num" w:pos="1440"/>
+        </w:tabs>
+        <w:ind w:left="1440" w:hanging="360"/>
+      </w:pPr>
+      <w:rPr>
+        <w:rFonts w:ascii="Courier New" w:hAnsi="Courier New" w:hint="default"/>
+        <w:sz w:val="20"/>
+      </w:rPr>
+    </w:lvl>
+    <w:lvl w:ilvl="2" w:tentative="1">
+      <w:start w:val="1"/>
+      <w:numFmt w:val="bullet"/>
+      <w:lvlText w:val=""/>
+      <w:lvlJc w:val="left"/>
+      <w:pPr>
+        <w:tabs>
+          <w:tab w:val="num" w:pos="2160"/>
+        </w:tabs>
+        <w:ind w:left="2160" w:hanging="360"/>
+      </w:pPr>
+      <w:rPr>
+        <w:rFonts w:ascii="Wingdings" w:hAnsi="Wingdings" w:hint="default"/>
+        <w:sz w:val="20"/>
+      </w:rPr>
+    </w:lvl>
+    <w:lvl w:ilvl="3" w:tentative="1">
+      <w:start w:val="1"/>
+      <w:numFmt w:val="bullet"/>
+      <w:lvlText w:val=""/>
+      <w:lvlJc w:val="left"/>
+      <w:pPr>
+        <w:tabs>
+          <w:tab w:val="num" w:pos="2880"/>
+        </w:tabs>
+        <w:ind w:left="2880" w:hanging="360"/>
+      </w:pPr>
+      <w:rPr>
+        <w:rFonts w:ascii="Wingdings" w:hAnsi="Wingdings" w:hint="default"/>
+        <w:sz w:val="20"/>
+      </w:rPr>
+    </w:lvl>
+    <w:lvl w:ilvl="4" w:tentative="1">
+      <w:start w:val="1"/>
+      <w:numFmt w:val="bullet"/>
+      <w:lvlText w:val=""/>
+      <w:lvlJc w:val="left"/>
+      <w:pPr>
+        <w:tabs>
+          <w:tab w:val="num" w:pos="3600"/>
+        </w:tabs>
+        <w:ind w:left="3600" w:hanging="360"/>
+      </w:pPr>
+      <w:rPr>
+        <w:rFonts w:ascii="Wingdings" w:hAnsi="Wingdings" w:hint="default"/>
+        <w:sz w:val="20"/>
+      </w:rPr>
+    </w:lvl>
+    <w:lvl w:ilvl="5" w:tentative="1">
+      <w:start w:val="1"/>
+      <w:numFmt w:val="bullet"/>
+      <w:lvlText w:val=""/>
+      <w:lvlJc w:val="left"/>
+      <w:pPr>
+        <w:tabs>
+          <w:tab w:val="num" w:pos="4320"/>
+        </w:tabs>
+        <w:ind w:left="4320" w:hanging="360"/>
+      </w:pPr>
+      <w:rPr>
+        <w:rFonts w:ascii="Wingdings" w:hAnsi="Wingdings" w:hint="default"/>
+        <w:sz w:val="20"/>
+      </w:rPr>
+    </w:lvl>
+    <w:lvl w:ilvl="6" w:tentative="1">
+      <w:start w:val="1"/>
+      <w:numFmt w:val="bullet"/>
+      <w:lvlText w:val=""/>
+      <w:lvlJc w:val="left"/>
+      <w:pPr>
+        <w:tabs>
+          <w:tab w:val="num" w:pos="5040"/>
+        </w:tabs>
+        <w:ind w:left="5040" w:hanging="360"/>
+      </w:pPr>
+      <w:rPr>
+        <w:rFonts w:ascii="Wingdings" w:hAnsi="Wingdings" w:hint="default"/>
+        <w:sz w:val="20"/>
+      </w:rPr>
+    </w:lvl>
+    <w:lvl w:ilvl="7" w:tentative="1">
+      <w:start w:val="1"/>
+      <w:numFmt w:val="bullet"/>
+      <w:lvlText w:val=""/>
+      <w:lvlJc w:val="left"/>
+      <w:pPr>
+        <w:tabs>
+          <w:tab w:val="num" w:pos="5760"/>
+        </w:tabs>
+        <w:ind w:left="5760" w:hanging="360"/>
+      </w:pPr>
+      <w:rPr>
+        <w:rFonts w:ascii="Wingdings" w:hAnsi="Wingdings" w:hint="default"/>
+        <w:sz w:val="20"/>
+      </w:rPr>
+    </w:lvl>
+    <w:lvl w:ilvl="8" w:tentative="1">
+      <w:start w:val="1"/>
+      <w:numFmt w:val="bullet"/>
+      <w:lvlText w:val=""/>
+      <w:lvlJc w:val="left"/>
+      <w:pPr>
+        <w:tabs>
+          <w:tab w:val="num" w:pos="6480"/>
+        </w:tabs>
+        <w:ind w:left="6480" w:hanging="360"/>
+      </w:pPr>
+      <w:rPr>
+        <w:rFonts w:ascii="Wingdings" w:hAnsi="Wingdings" w:hint="default"/>
+        <w:sz w:val="20"/>
+      </w:rPr>
+    </w:lvl>
+  </w:abstractNum>
+  <w:abstractNum w:abstractNumId="19" w15:restartNumberingAfterBreak="0">
     <w:nsid w:val="56E72E79"/>
     <w:multiLevelType w:val="hybridMultilevel"/>
     <w:tmpl w:val="1930A890"/>
@@ -7029,7 +10344,7 @@
       </w:pPr>
     </w:lvl>
   </w:abstractNum>
-  <w:abstractNum w:abstractNumId="19" w15:restartNumberingAfterBreak="0">
+  <w:abstractNum w:abstractNumId="20" w15:restartNumberingAfterBreak="0">
     <w:nsid w:val="575D4918"/>
     <w:multiLevelType w:val="hybridMultilevel"/>
     <w:tmpl w:val="7DF469F4"/>
@@ -7118,7 +10433,305 @@
       </w:pPr>
     </w:lvl>
   </w:abstractNum>
-  <w:abstractNum w:abstractNumId="20" w15:restartNumberingAfterBreak="0">
+  <w:abstractNum w:abstractNumId="21" w15:restartNumberingAfterBreak="0">
+    <w:nsid w:val="5C5D2DF4"/>
+    <w:multiLevelType w:val="multilevel"/>
+    <w:tmpl w:val="6F02383C"/>
+    <w:lvl w:ilvl="0">
+      <w:start w:val="1"/>
+      <w:numFmt w:val="bullet"/>
+      <w:lvlText w:val=""/>
+      <w:lvlJc w:val="left"/>
+      <w:pPr>
+        <w:tabs>
+          <w:tab w:val="num" w:pos="720"/>
+        </w:tabs>
+        <w:ind w:left="720" w:hanging="360"/>
+      </w:pPr>
+      <w:rPr>
+        <w:rFonts w:ascii="Symbol" w:hAnsi="Symbol" w:hint="default"/>
+        <w:sz w:val="20"/>
+      </w:rPr>
+    </w:lvl>
+    <w:lvl w:ilvl="1" w:tentative="1">
+      <w:start w:val="1"/>
+      <w:numFmt w:val="bullet"/>
+      <w:lvlText w:val="o"/>
+      <w:lvlJc w:val="left"/>
+      <w:pPr>
+        <w:tabs>
+          <w:tab w:val="num" w:pos="1440"/>
+        </w:tabs>
+        <w:ind w:left="1440" w:hanging="360"/>
+      </w:pPr>
+      <w:rPr>
+        <w:rFonts w:ascii="Courier New" w:hAnsi="Courier New" w:hint="default"/>
+        <w:sz w:val="20"/>
+      </w:rPr>
+    </w:lvl>
+    <w:lvl w:ilvl="2" w:tentative="1">
+      <w:start w:val="1"/>
+      <w:numFmt w:val="bullet"/>
+      <w:lvlText w:val=""/>
+      <w:lvlJc w:val="left"/>
+      <w:pPr>
+        <w:tabs>
+          <w:tab w:val="num" w:pos="2160"/>
+        </w:tabs>
+        <w:ind w:left="2160" w:hanging="360"/>
+      </w:pPr>
+      <w:rPr>
+        <w:rFonts w:ascii="Wingdings" w:hAnsi="Wingdings" w:hint="default"/>
+        <w:sz w:val="20"/>
+      </w:rPr>
+    </w:lvl>
+    <w:lvl w:ilvl="3" w:tentative="1">
+      <w:start w:val="1"/>
+      <w:numFmt w:val="bullet"/>
+      <w:lvlText w:val=""/>
+      <w:lvlJc w:val="left"/>
+      <w:pPr>
+        <w:tabs>
+          <w:tab w:val="num" w:pos="2880"/>
+        </w:tabs>
+        <w:ind w:left="2880" w:hanging="360"/>
+      </w:pPr>
+      <w:rPr>
+        <w:rFonts w:ascii="Wingdings" w:hAnsi="Wingdings" w:hint="default"/>
+        <w:sz w:val="20"/>
+      </w:rPr>
+    </w:lvl>
+    <w:lvl w:ilvl="4" w:tentative="1">
+      <w:start w:val="1"/>
+      <w:numFmt w:val="bullet"/>
+      <w:lvlText w:val=""/>
+      <w:lvlJc w:val="left"/>
+      <w:pPr>
+        <w:tabs>
+          <w:tab w:val="num" w:pos="3600"/>
+        </w:tabs>
+        <w:ind w:left="3600" w:hanging="360"/>
+      </w:pPr>
+      <w:rPr>
+        <w:rFonts w:ascii="Wingdings" w:hAnsi="Wingdings" w:hint="default"/>
+        <w:sz w:val="20"/>
+      </w:rPr>
+    </w:lvl>
+    <w:lvl w:ilvl="5" w:tentative="1">
+      <w:start w:val="1"/>
+      <w:numFmt w:val="bullet"/>
+      <w:lvlText w:val=""/>
+      <w:lvlJc w:val="left"/>
+      <w:pPr>
+        <w:tabs>
+          <w:tab w:val="num" w:pos="4320"/>
+        </w:tabs>
+        <w:ind w:left="4320" w:hanging="360"/>
+      </w:pPr>
+      <w:rPr>
+        <w:rFonts w:ascii="Wingdings" w:hAnsi="Wingdings" w:hint="default"/>
+        <w:sz w:val="20"/>
+      </w:rPr>
+    </w:lvl>
+    <w:lvl w:ilvl="6" w:tentative="1">
+      <w:start w:val="1"/>
+      <w:numFmt w:val="bullet"/>
+      <w:lvlText w:val=""/>
+      <w:lvlJc w:val="left"/>
+      <w:pPr>
+        <w:tabs>
+          <w:tab w:val="num" w:pos="5040"/>
+        </w:tabs>
+        <w:ind w:left="5040" w:hanging="360"/>
+      </w:pPr>
+      <w:rPr>
+        <w:rFonts w:ascii="Wingdings" w:hAnsi="Wingdings" w:hint="default"/>
+        <w:sz w:val="20"/>
+      </w:rPr>
+    </w:lvl>
+    <w:lvl w:ilvl="7" w:tentative="1">
+      <w:start w:val="1"/>
+      <w:numFmt w:val="bullet"/>
+      <w:lvlText w:val=""/>
+      <w:lvlJc w:val="left"/>
+      <w:pPr>
+        <w:tabs>
+          <w:tab w:val="num" w:pos="5760"/>
+        </w:tabs>
+        <w:ind w:left="5760" w:hanging="360"/>
+      </w:pPr>
+      <w:rPr>
+        <w:rFonts w:ascii="Wingdings" w:hAnsi="Wingdings" w:hint="default"/>
+        <w:sz w:val="20"/>
+      </w:rPr>
+    </w:lvl>
+    <w:lvl w:ilvl="8" w:tentative="1">
+      <w:start w:val="1"/>
+      <w:numFmt w:val="bullet"/>
+      <w:lvlText w:val=""/>
+      <w:lvlJc w:val="left"/>
+      <w:pPr>
+        <w:tabs>
+          <w:tab w:val="num" w:pos="6480"/>
+        </w:tabs>
+        <w:ind w:left="6480" w:hanging="360"/>
+      </w:pPr>
+      <w:rPr>
+        <w:rFonts w:ascii="Wingdings" w:hAnsi="Wingdings" w:hint="default"/>
+        <w:sz w:val="20"/>
+      </w:rPr>
+    </w:lvl>
+  </w:abstractNum>
+  <w:abstractNum w:abstractNumId="22" w15:restartNumberingAfterBreak="0">
+    <w:nsid w:val="5F15673F"/>
+    <w:multiLevelType w:val="multilevel"/>
+    <w:tmpl w:val="73DC27C4"/>
+    <w:lvl w:ilvl="0">
+      <w:start w:val="1"/>
+      <w:numFmt w:val="bullet"/>
+      <w:lvlText w:val=""/>
+      <w:lvlJc w:val="left"/>
+      <w:pPr>
+        <w:tabs>
+          <w:tab w:val="num" w:pos="720"/>
+        </w:tabs>
+        <w:ind w:left="720" w:hanging="360"/>
+      </w:pPr>
+      <w:rPr>
+        <w:rFonts w:ascii="Symbol" w:hAnsi="Symbol" w:hint="default"/>
+        <w:sz w:val="20"/>
+      </w:rPr>
+    </w:lvl>
+    <w:lvl w:ilvl="1" w:tentative="1">
+      <w:start w:val="1"/>
+      <w:numFmt w:val="bullet"/>
+      <w:lvlText w:val="o"/>
+      <w:lvlJc w:val="left"/>
+      <w:pPr>
+        <w:tabs>
+          <w:tab w:val="num" w:pos="1440"/>
+        </w:tabs>
+        <w:ind w:left="1440" w:hanging="360"/>
+      </w:pPr>
+      <w:rPr>
+        <w:rFonts w:ascii="Courier New" w:hAnsi="Courier New" w:hint="default"/>
+        <w:sz w:val="20"/>
+      </w:rPr>
+    </w:lvl>
+    <w:lvl w:ilvl="2" w:tentative="1">
+      <w:start w:val="1"/>
+      <w:numFmt w:val="bullet"/>
+      <w:lvlText w:val=""/>
+      <w:lvlJc w:val="left"/>
+      <w:pPr>
+        <w:tabs>
+          <w:tab w:val="num" w:pos="2160"/>
+        </w:tabs>
+        <w:ind w:left="2160" w:hanging="360"/>
+      </w:pPr>
+      <w:rPr>
+        <w:rFonts w:ascii="Wingdings" w:hAnsi="Wingdings" w:hint="default"/>
+        <w:sz w:val="20"/>
+      </w:rPr>
+    </w:lvl>
+    <w:lvl w:ilvl="3" w:tentative="1">
+      <w:start w:val="1"/>
+      <w:numFmt w:val="bullet"/>
+      <w:lvlText w:val=""/>
+      <w:lvlJc w:val="left"/>
+      <w:pPr>
+        <w:tabs>
+          <w:tab w:val="num" w:pos="2880"/>
+        </w:tabs>
+        <w:ind w:left="2880" w:hanging="360"/>
+      </w:pPr>
+      <w:rPr>
+        <w:rFonts w:ascii="Wingdings" w:hAnsi="Wingdings" w:hint="default"/>
+        <w:sz w:val="20"/>
+      </w:rPr>
+    </w:lvl>
+    <w:lvl w:ilvl="4" w:tentative="1">
+      <w:start w:val="1"/>
+      <w:numFmt w:val="bullet"/>
+      <w:lvlText w:val=""/>
+      <w:lvlJc w:val="left"/>
+      <w:pPr>
+        <w:tabs>
+          <w:tab w:val="num" w:pos="3600"/>
+        </w:tabs>
+        <w:ind w:left="3600" w:hanging="360"/>
+      </w:pPr>
+      <w:rPr>
+        <w:rFonts w:ascii="Wingdings" w:hAnsi="Wingdings" w:hint="default"/>
+        <w:sz w:val="20"/>
+      </w:rPr>
+    </w:lvl>
+    <w:lvl w:ilvl="5" w:tentative="1">
+      <w:start w:val="1"/>
+      <w:numFmt w:val="bullet"/>
+      <w:lvlText w:val=""/>
+      <w:lvlJc w:val="left"/>
+      <w:pPr>
+        <w:tabs>
+          <w:tab w:val="num" w:pos="4320"/>
+        </w:tabs>
+        <w:ind w:left="4320" w:hanging="360"/>
+      </w:pPr>
+      <w:rPr>
+        <w:rFonts w:ascii="Wingdings" w:hAnsi="Wingdings" w:hint="default"/>
+        <w:sz w:val="20"/>
+      </w:rPr>
+    </w:lvl>
+    <w:lvl w:ilvl="6" w:tentative="1">
+      <w:start w:val="1"/>
+      <w:numFmt w:val="bullet"/>
+      <w:lvlText w:val=""/>
+      <w:lvlJc w:val="left"/>
+      <w:pPr>
+        <w:tabs>
+          <w:tab w:val="num" w:pos="5040"/>
+        </w:tabs>
+        <w:ind w:left="5040" w:hanging="360"/>
+      </w:pPr>
+      <w:rPr>
+        <w:rFonts w:ascii="Wingdings" w:hAnsi="Wingdings" w:hint="default"/>
+        <w:sz w:val="20"/>
+      </w:rPr>
+    </w:lvl>
+    <w:lvl w:ilvl="7" w:tentative="1">
+      <w:start w:val="1"/>
+      <w:numFmt w:val="bullet"/>
+      <w:lvlText w:val=""/>
+      <w:lvlJc w:val="left"/>
+      <w:pPr>
+        <w:tabs>
+          <w:tab w:val="num" w:pos="5760"/>
+        </w:tabs>
+        <w:ind w:left="5760" w:hanging="360"/>
+      </w:pPr>
+      <w:rPr>
+        <w:rFonts w:ascii="Wingdings" w:hAnsi="Wingdings" w:hint="default"/>
+        <w:sz w:val="20"/>
+      </w:rPr>
+    </w:lvl>
+    <w:lvl w:ilvl="8" w:tentative="1">
+      <w:start w:val="1"/>
+      <w:numFmt w:val="bullet"/>
+      <w:lvlText w:val=""/>
+      <w:lvlJc w:val="left"/>
+      <w:pPr>
+        <w:tabs>
+          <w:tab w:val="num" w:pos="6480"/>
+        </w:tabs>
+        <w:ind w:left="6480" w:hanging="360"/>
+      </w:pPr>
+      <w:rPr>
+        <w:rFonts w:ascii="Wingdings" w:hAnsi="Wingdings" w:hint="default"/>
+        <w:sz w:val="20"/>
+      </w:rPr>
+    </w:lvl>
+  </w:abstractNum>
+  <w:abstractNum w:abstractNumId="23" w15:restartNumberingAfterBreak="0">
     <w:nsid w:val="6A6203FA"/>
     <w:multiLevelType w:val="hybridMultilevel"/>
     <w:tmpl w:val="4176A8EA"/>
@@ -7207,7 +10820,7 @@
       </w:pPr>
     </w:lvl>
   </w:abstractNum>
-  <w:abstractNum w:abstractNumId="21" w15:restartNumberingAfterBreak="0">
+  <w:abstractNum w:abstractNumId="24" w15:restartNumberingAfterBreak="0">
     <w:nsid w:val="735C61C9"/>
     <w:multiLevelType w:val="hybridMultilevel"/>
     <w:tmpl w:val="502E43C0"/>
@@ -7296,7 +10909,7 @@
       </w:pPr>
     </w:lvl>
   </w:abstractNum>
-  <w:abstractNum w:abstractNumId="22" w15:restartNumberingAfterBreak="0">
+  <w:abstractNum w:abstractNumId="25" w15:restartNumberingAfterBreak="0">
     <w:nsid w:val="79A62DF3"/>
     <w:multiLevelType w:val="multilevel"/>
     <w:tmpl w:val="0F26657E"/>
@@ -7445,7 +11058,7 @@
       </w:rPr>
     </w:lvl>
   </w:abstractNum>
-  <w:abstractNum w:abstractNumId="23" w15:restartNumberingAfterBreak="0">
+  <w:abstractNum w:abstractNumId="26" w15:restartNumberingAfterBreak="0">
     <w:nsid w:val="7C786418"/>
     <w:multiLevelType w:val="hybridMultilevel"/>
     <w:tmpl w:val="4EC442B4"/>
@@ -7568,7 +11181,7 @@
     <w:abstractNumId w:val="15"/>
   </w:num>
   <w:num w:numId="4" w16cid:durableId="2064791031">
-    <w:abstractNumId w:val="22"/>
+    <w:abstractNumId w:val="25"/>
   </w:num>
   <w:num w:numId="5" w16cid:durableId="1838037544">
     <w:abstractNumId w:val="8"/>
@@ -7583,13 +11196,13 @@
     <w:abstractNumId w:val="10"/>
   </w:num>
   <w:num w:numId="9" w16cid:durableId="708990537">
-    <w:abstractNumId w:val="23"/>
+    <w:abstractNumId w:val="26"/>
   </w:num>
   <w:num w:numId="10" w16cid:durableId="237179867">
     <w:abstractNumId w:val="2"/>
   </w:num>
   <w:num w:numId="11" w16cid:durableId="1297416979">
-    <w:abstractNumId w:val="21"/>
+    <w:abstractNumId w:val="24"/>
   </w:num>
   <w:num w:numId="12" w16cid:durableId="2113625360">
     <w:abstractNumId w:val="7"/>
@@ -7601,7 +11214,7 @@
     <w:abstractNumId w:val="0"/>
   </w:num>
   <w:num w:numId="15" w16cid:durableId="407466049">
-    <w:abstractNumId w:val="19"/>
+    <w:abstractNumId w:val="20"/>
   </w:num>
   <w:num w:numId="16" w16cid:durableId="956839215">
     <w:abstractNumId w:val="5"/>
@@ -7616,7 +11229,7 @@
     <w:abstractNumId w:val="1"/>
   </w:num>
   <w:num w:numId="20" w16cid:durableId="125393279">
-    <w:abstractNumId w:val="20"/>
+    <w:abstractNumId w:val="23"/>
   </w:num>
   <w:num w:numId="21" w16cid:durableId="2019185654">
     <w:abstractNumId w:val="12"/>
@@ -7628,7 +11241,16 @@
     <w:abstractNumId w:val="14"/>
   </w:num>
   <w:num w:numId="24" w16cid:durableId="985205640">
+    <w:abstractNumId w:val="19"/>
+  </w:num>
+  <w:num w:numId="25" w16cid:durableId="494225686">
     <w:abstractNumId w:val="18"/>
+  </w:num>
+  <w:num w:numId="26" w16cid:durableId="1834450687">
+    <w:abstractNumId w:val="21"/>
+  </w:num>
+  <w:num w:numId="27" w16cid:durableId="1952083988">
+    <w:abstractNumId w:val="22"/>
   </w:num>
 </w:numbering>
 </file>
